--- a/manuscripts/Unicode/কয়েকটি ভেড়া ও একটি মানুষ (Unicode).docx
+++ b/manuscripts/Unicode/কয়েকটি ভেড়া ও একটি মানুষ (Unicode).docx
@@ -4800,7 +4800,21 @@
           <w:rFonts w:ascii="Nirmala UI" w:hAnsi="Nirmala UI" w:cs="Nirmala UI"/>
           <w:sz w:val="20"/>
         </w:rPr>
-        <w:t>কানুচৌমুহনী</w:t>
+        <w:t>কানু</w:t>
+      </w:r>
+      <w:r>
+        <w:rPr>
+          <w:rFonts w:ascii="Nirmala UI" w:hAnsi="Nirmala UI" w:cs="Nirmala UI"/>
+          <w:sz w:val="20"/>
+        </w:rPr>
+        <w:t xml:space="preserve"> </w:t>
+      </w:r>
+      <w:r>
+        <w:rPr>
+          <w:rFonts w:ascii="Nirmala UI" w:hAnsi="Nirmala UI" w:cs="Nirmala UI"/>
+          <w:sz w:val="20"/>
+        </w:rPr>
+        <w:t>চৌমুহনী</w:t>
       </w:r>
       <w:r>
         <w:rPr>
@@ -4839,7 +4853,21 @@
           <w:rFonts w:ascii="Nirmala UI" w:hAnsi="Nirmala UI" w:cs="Nirmala UI"/>
           <w:sz w:val="20"/>
         </w:rPr>
-        <w:t>আত্মীয়বাড়িতে</w:t>
+        <w:t>আত্মীয়</w:t>
+      </w:r>
+      <w:r>
+        <w:rPr>
+          <w:rFonts w:ascii="Nirmala UI" w:hAnsi="Nirmala UI" w:cs="Nirmala UI"/>
+          <w:sz w:val="20"/>
+        </w:rPr>
+        <w:t xml:space="preserve"> </w:t>
+      </w:r>
+      <w:r>
+        <w:rPr>
+          <w:rFonts w:ascii="Nirmala UI" w:hAnsi="Nirmala UI" w:cs="Nirmala UI"/>
+          <w:sz w:val="20"/>
+        </w:rPr>
+        <w:t>বাড়িতে</w:t>
       </w:r>
       <w:r>
         <w:rPr>
@@ -4898,7 +4926,21 @@
           <w:rFonts w:ascii="Nirmala UI" w:hAnsi="Nirmala UI" w:cs="Nirmala UI"/>
           <w:sz w:val="20"/>
         </w:rPr>
-        <w:t>পরেবের</w:t>
+        <w:t>পরে</w:t>
+      </w:r>
+      <w:r>
+        <w:rPr>
+          <w:rFonts w:ascii="Nirmala UI" w:hAnsi="Nirmala UI" w:cs="Nirmala UI"/>
+          <w:sz w:val="20"/>
+        </w:rPr>
+        <w:t xml:space="preserve"> </w:t>
+      </w:r>
+      <w:r>
+        <w:rPr>
+          <w:rFonts w:ascii="Nirmala UI" w:hAnsi="Nirmala UI" w:cs="Nirmala UI"/>
+          <w:sz w:val="20"/>
+        </w:rPr>
+        <w:t>বের</w:t>
       </w:r>
       <w:r>
         <w:rPr>
@@ -4970,7 +5012,21 @@
           <w:rFonts w:ascii="Nirmala UI" w:hAnsi="Nirmala UI" w:cs="Nirmala UI"/>
           <w:sz w:val="20"/>
         </w:rPr>
-        <w:t>নাসে</w:t>
+        <w:t>না</w:t>
+      </w:r>
+      <w:r>
+        <w:rPr>
+          <w:rFonts w:ascii="Nirmala UI" w:hAnsi="Nirmala UI" w:cs="Nirmala UI"/>
+          <w:sz w:val="20"/>
+        </w:rPr>
+        <w:t xml:space="preserve"> </w:t>
+      </w:r>
+      <w:r>
+        <w:rPr>
+          <w:rFonts w:ascii="Nirmala UI" w:hAnsi="Nirmala UI" w:cs="Nirmala UI"/>
+          <w:sz w:val="20"/>
+        </w:rPr>
+        <w:t>সে</w:t>
       </w:r>
       <w:r>
         <w:rPr>
@@ -5053,6 +5109,13 @@
       </w:r>
       <w:r>
         <w:rPr>
+          <w:rFonts w:ascii="Mangal" w:hAnsi="Mangal" w:cs="Mangal"/>
+          <w:sz w:val="20"/>
+        </w:rPr>
+        <w:t xml:space="preserve"> </w:t>
+      </w:r>
+      <w:r>
+        <w:rPr>
           <w:rFonts w:ascii="Nirmala UI" w:hAnsi="Nirmala UI" w:cs="Nirmala UI"/>
           <w:sz w:val="20"/>
         </w:rPr>
@@ -5108,7 +5171,21 @@
           <w:rFonts w:ascii="Nirmala UI" w:hAnsi="Nirmala UI" w:cs="Nirmala UI"/>
           <w:sz w:val="20"/>
         </w:rPr>
-        <w:t>অনেকঘুরে</w:t>
+        <w:t>অনেক</w:t>
+      </w:r>
+      <w:r>
+        <w:rPr>
+          <w:rFonts w:ascii="Nirmala UI" w:hAnsi="Nirmala UI" w:cs="Nirmala UI"/>
+          <w:sz w:val="20"/>
+        </w:rPr>
+        <w:t xml:space="preserve"> </w:t>
+      </w:r>
+      <w:r>
+        <w:rPr>
+          <w:rFonts w:ascii="Nirmala UI" w:hAnsi="Nirmala UI" w:cs="Nirmala UI"/>
+          <w:sz w:val="20"/>
+        </w:rPr>
+        <w:t>ঘুরে</w:t>
       </w:r>
       <w:r>
         <w:rPr>
@@ -5147,7 +5224,21 @@
           <w:rFonts w:ascii="Nirmala UI" w:hAnsi="Nirmala UI" w:cs="Nirmala UI"/>
           <w:sz w:val="20"/>
         </w:rPr>
-        <w:t>একটাগ্রামের</w:t>
+        <w:t>একটা</w:t>
+      </w:r>
+      <w:r>
+        <w:rPr>
+          <w:rFonts w:ascii="Nirmala UI" w:hAnsi="Nirmala UI" w:cs="Nirmala UI"/>
+          <w:sz w:val="20"/>
+        </w:rPr>
+        <w:t xml:space="preserve"> </w:t>
+      </w:r>
+      <w:r>
+        <w:rPr>
+          <w:rFonts w:ascii="Nirmala UI" w:hAnsi="Nirmala UI" w:cs="Nirmala UI"/>
+          <w:sz w:val="20"/>
+        </w:rPr>
+        <w:t>গ্রামের</w:t>
       </w:r>
       <w:r>
         <w:rPr>
@@ -5186,7 +5277,21 @@
           <w:rFonts w:ascii="Nirmala UI" w:hAnsi="Nirmala UI" w:cs="Nirmala UI"/>
           <w:sz w:val="20"/>
         </w:rPr>
-        <w:t>প্রবাহিতহয়েছে</w:t>
+        <w:t>প্রবাহিত</w:t>
+      </w:r>
+      <w:r>
+        <w:rPr>
+          <w:rFonts w:ascii="Nirmala UI" w:hAnsi="Nirmala UI" w:cs="Nirmala UI"/>
+          <w:sz w:val="20"/>
+        </w:rPr>
+        <w:t xml:space="preserve"> </w:t>
+      </w:r>
+      <w:r>
+        <w:rPr>
+          <w:rFonts w:ascii="Nirmala UI" w:hAnsi="Nirmala UI" w:cs="Nirmala UI"/>
+          <w:sz w:val="20"/>
+        </w:rPr>
+        <w:t>হয়েছে</w:t>
       </w:r>
       <w:r>
         <w:rPr>
@@ -5251,7 +5356,21 @@
           <w:rFonts w:ascii="Nirmala UI" w:hAnsi="Nirmala UI" w:cs="Nirmala UI"/>
           <w:sz w:val="20"/>
         </w:rPr>
-        <w:t>গ্রামেতাঁর</w:t>
+        <w:t>গ্রামে</w:t>
+      </w:r>
+      <w:r>
+        <w:rPr>
+          <w:rFonts w:ascii="Nirmala UI" w:hAnsi="Nirmala UI" w:cs="Nirmala UI"/>
+          <w:sz w:val="20"/>
+        </w:rPr>
+        <w:t xml:space="preserve"> </w:t>
+      </w:r>
+      <w:r>
+        <w:rPr>
+          <w:rFonts w:ascii="Nirmala UI" w:hAnsi="Nirmala UI" w:cs="Nirmala UI"/>
+          <w:sz w:val="20"/>
+        </w:rPr>
+        <w:t>তাঁর</w:t>
       </w:r>
       <w:r>
         <w:rPr>
@@ -5314,6 +5433,13 @@
       </w:r>
       <w:r>
         <w:rPr>
+          <w:rFonts w:ascii="Mangal" w:hAnsi="Mangal" w:cs="Mangal"/>
+          <w:sz w:val="20"/>
+        </w:rPr>
+        <w:t xml:space="preserve"> </w:t>
+      </w:r>
+      <w:r>
+        <w:rPr>
           <w:rFonts w:ascii="Nirmala UI" w:hAnsi="Nirmala UI" w:cs="Nirmala UI"/>
           <w:sz w:val="20"/>
         </w:rPr>
@@ -5369,7 +5495,21 @@
           <w:rFonts w:ascii="Nirmala UI" w:hAnsi="Nirmala UI" w:cs="Nirmala UI"/>
           <w:sz w:val="20"/>
         </w:rPr>
-        <w:t>লোকনৌকাটাকে</w:t>
+        <w:t>লোক</w:t>
+      </w:r>
+      <w:r>
+        <w:rPr>
+          <w:rFonts w:ascii="Nirmala UI" w:hAnsi="Nirmala UI" w:cs="Nirmala UI"/>
+          <w:sz w:val="20"/>
+        </w:rPr>
+        <w:t xml:space="preserve"> </w:t>
+      </w:r>
+      <w:r>
+        <w:rPr>
+          <w:rFonts w:ascii="Nirmala UI" w:hAnsi="Nirmala UI" w:cs="Nirmala UI"/>
+          <w:sz w:val="20"/>
+        </w:rPr>
+        <w:t>নৌকাটাকে</w:t>
       </w:r>
       <w:r>
         <w:rPr>
@@ -5419,6 +5559,13 @@
       </w:r>
       <w:r>
         <w:rPr>
+          <w:rFonts w:ascii="Mangal" w:hAnsi="Mangal" w:cs="Mangal"/>
+          <w:sz w:val="20"/>
+        </w:rPr>
+        <w:t xml:space="preserve"> </w:t>
+      </w:r>
+      <w:r>
+        <w:rPr>
           <w:rFonts w:ascii="Nirmala UI" w:hAnsi="Nirmala UI" w:cs="Nirmala UI"/>
           <w:sz w:val="20"/>
         </w:rPr>
@@ -5475,7 +5622,21 @@
           <w:sz w:val="20"/>
         </w:rPr>
         <w:lastRenderedPageBreak/>
-        <w:t>মধ্যথেকে</w:t>
+        <w:t>মধ্য</w:t>
+      </w:r>
+      <w:r>
+        <w:rPr>
+          <w:rFonts w:ascii="Nirmala UI" w:hAnsi="Nirmala UI" w:cs="Nirmala UI"/>
+          <w:sz w:val="20"/>
+        </w:rPr>
+        <w:t xml:space="preserve"> </w:t>
+      </w:r>
+      <w:r>
+        <w:rPr>
+          <w:rFonts w:ascii="Nirmala UI" w:hAnsi="Nirmala UI" w:cs="Nirmala UI"/>
+          <w:sz w:val="20"/>
+        </w:rPr>
+        <w:t>থেকে</w:t>
       </w:r>
       <w:r>
         <w:rPr>
@@ -5586,7 +5747,21 @@
           <w:rFonts w:ascii="Nirmala UI" w:hAnsi="Nirmala UI" w:cs="Nirmala UI"/>
           <w:sz w:val="20"/>
         </w:rPr>
-        <w:t>নৌকাথেকে</w:t>
+        <w:t>নৌকা</w:t>
+      </w:r>
+      <w:r>
+        <w:rPr>
+          <w:rFonts w:ascii="Nirmala UI" w:hAnsi="Nirmala UI" w:cs="Nirmala UI"/>
+          <w:sz w:val="20"/>
+        </w:rPr>
+        <w:t xml:space="preserve"> </w:t>
+      </w:r>
+      <w:r>
+        <w:rPr>
+          <w:rFonts w:ascii="Nirmala UI" w:hAnsi="Nirmala UI" w:cs="Nirmala UI"/>
+          <w:sz w:val="20"/>
+        </w:rPr>
+        <w:t>থেকে</w:t>
       </w:r>
       <w:r>
         <w:rPr>
@@ -5638,7 +5813,21 @@
           <w:rFonts w:ascii="Nirmala UI" w:hAnsi="Nirmala UI" w:cs="Nirmala UI"/>
           <w:sz w:val="20"/>
         </w:rPr>
-        <w:t>করেফেলছে</w:t>
+        <w:t>করে</w:t>
+      </w:r>
+      <w:r>
+        <w:rPr>
+          <w:rFonts w:ascii="Nirmala UI" w:hAnsi="Nirmala UI" w:cs="Nirmala UI"/>
+          <w:sz w:val="20"/>
+        </w:rPr>
+        <w:t xml:space="preserve"> </w:t>
+      </w:r>
+      <w:r>
+        <w:rPr>
+          <w:rFonts w:ascii="Nirmala UI" w:hAnsi="Nirmala UI" w:cs="Nirmala UI"/>
+          <w:sz w:val="20"/>
+        </w:rPr>
+        <w:t>ফেলছে</w:t>
       </w:r>
       <w:r>
         <w:rPr>
@@ -5697,7 +5886,21 @@
           <w:rFonts w:ascii="Nirmala UI" w:hAnsi="Nirmala UI" w:cs="Nirmala UI"/>
           <w:sz w:val="20"/>
         </w:rPr>
-        <w:t>কোনোহিন্দু</w:t>
+        <w:t>কোনো</w:t>
+      </w:r>
+      <w:r>
+        <w:rPr>
+          <w:rFonts w:ascii="Nirmala UI" w:hAnsi="Nirmala UI" w:cs="Nirmala UI"/>
+          <w:sz w:val="20"/>
+        </w:rPr>
+        <w:t xml:space="preserve"> </w:t>
+      </w:r>
+      <w:r>
+        <w:rPr>
+          <w:rFonts w:ascii="Nirmala UI" w:hAnsi="Nirmala UI" w:cs="Nirmala UI"/>
+          <w:sz w:val="20"/>
+        </w:rPr>
+        <w:t>হিন্দু</w:t>
       </w:r>
       <w:r>
         <w:rPr>
@@ -5749,7 +5952,21 @@
           <w:rFonts w:ascii="Nirmala UI" w:hAnsi="Nirmala UI" w:cs="Nirmala UI"/>
           <w:sz w:val="20"/>
         </w:rPr>
-        <w:t>নেমেযান</w:t>
+        <w:t>নেমে</w:t>
+      </w:r>
+      <w:r>
+        <w:rPr>
+          <w:rFonts w:ascii="Nirmala UI" w:hAnsi="Nirmala UI" w:cs="Nirmala UI"/>
+          <w:sz w:val="20"/>
+        </w:rPr>
+        <w:t xml:space="preserve"> </w:t>
+      </w:r>
+      <w:r>
+        <w:rPr>
+          <w:rFonts w:ascii="Nirmala UI" w:hAnsi="Nirmala UI" w:cs="Nirmala UI"/>
+          <w:sz w:val="20"/>
+        </w:rPr>
+        <w:t>যান</w:t>
       </w:r>
       <w:r>
         <w:rPr>
@@ -5762,7 +5979,7 @@
         <w:rPr>
           <w:sz w:val="20"/>
         </w:rPr>
-        <w:t xml:space="preserve">’ </w:t>
+        <w:t xml:space="preserve"> </w:t>
       </w:r>
       <w:r>
         <w:rPr>
@@ -5819,6 +6036,13 @@
       </w:r>
       <w:r>
         <w:rPr>
+          <w:rFonts w:ascii="Mangal" w:hAnsi="Mangal" w:cs="Mangal"/>
+          <w:sz w:val="20"/>
+        </w:rPr>
+        <w:t xml:space="preserve"> </w:t>
+      </w:r>
+      <w:r>
+        <w:rPr>
           <w:rFonts w:ascii="Nirmala UI" w:hAnsi="Nirmala UI" w:cs="Nirmala UI"/>
           <w:sz w:val="20"/>
         </w:rPr>
@@ -5874,7 +6098,21 @@
           <w:rFonts w:ascii="Nirmala UI" w:hAnsi="Nirmala UI" w:cs="Nirmala UI"/>
           <w:sz w:val="20"/>
         </w:rPr>
-        <w:t>নৌকাথেকে</w:t>
+        <w:t>নৌকা</w:t>
+      </w:r>
+      <w:r>
+        <w:rPr>
+          <w:rFonts w:ascii="Nirmala UI" w:hAnsi="Nirmala UI" w:cs="Nirmala UI"/>
+          <w:sz w:val="20"/>
+        </w:rPr>
+        <w:t xml:space="preserve"> </w:t>
+      </w:r>
+      <w:r>
+        <w:rPr>
+          <w:rFonts w:ascii="Nirmala UI" w:hAnsi="Nirmala UI" w:cs="Nirmala UI"/>
+          <w:sz w:val="20"/>
+        </w:rPr>
+        <w:t>থেকে</w:t>
       </w:r>
       <w:r>
         <w:rPr>
@@ -5946,7 +6184,21 @@
           <w:rFonts w:ascii="Nirmala UI" w:hAnsi="Nirmala UI" w:cs="Nirmala UI"/>
           <w:sz w:val="20"/>
         </w:rPr>
-        <w:t>জানেনৌকায়</w:t>
+        <w:t>জানে</w:t>
+      </w:r>
+      <w:r>
+        <w:rPr>
+          <w:rFonts w:ascii="Nirmala UI" w:hAnsi="Nirmala UI" w:cs="Nirmala UI"/>
+          <w:sz w:val="20"/>
+        </w:rPr>
+        <w:t xml:space="preserve"> </w:t>
+      </w:r>
+      <w:r>
+        <w:rPr>
+          <w:rFonts w:ascii="Nirmala UI" w:hAnsi="Nirmala UI" w:cs="Nirmala UI"/>
+          <w:sz w:val="20"/>
+        </w:rPr>
+        <w:t>নৌকায়</w:t>
       </w:r>
       <w:r>
         <w:rPr>
@@ -6012,7 +6264,21 @@
           <w:sz w:val="20"/>
         </w:rPr>
         <w:lastRenderedPageBreak/>
-        <w:t>যাত্রীআছে</w:t>
+        <w:t>যাত্রী</w:t>
+      </w:r>
+      <w:r>
+        <w:rPr>
+          <w:rFonts w:ascii="Nirmala UI" w:hAnsi="Nirmala UI" w:cs="Nirmala UI"/>
+          <w:sz w:val="20"/>
+        </w:rPr>
+        <w:t xml:space="preserve"> </w:t>
+      </w:r>
+      <w:r>
+        <w:rPr>
+          <w:rFonts w:ascii="Nirmala UI" w:hAnsi="Nirmala UI" w:cs="Nirmala UI"/>
+          <w:sz w:val="20"/>
+        </w:rPr>
+        <w:t>আছে</w:t>
       </w:r>
       <w:r>
         <w:rPr>
@@ -6097,7 +6363,21 @@
           <w:rFonts w:ascii="Nirmala UI" w:hAnsi="Nirmala UI" w:cs="Nirmala UI"/>
           <w:sz w:val="20"/>
         </w:rPr>
-        <w:t>ওরানামলো</w:t>
+        <w:t>ওরা</w:t>
+      </w:r>
+      <w:r>
+        <w:rPr>
+          <w:rFonts w:ascii="Nirmala UI" w:hAnsi="Nirmala UI" w:cs="Nirmala UI"/>
+          <w:sz w:val="20"/>
+        </w:rPr>
+        <w:t xml:space="preserve"> </w:t>
+      </w:r>
+      <w:r>
+        <w:rPr>
+          <w:rFonts w:ascii="Nirmala UI" w:hAnsi="Nirmala UI" w:cs="Nirmala UI"/>
+          <w:sz w:val="20"/>
+        </w:rPr>
+        <w:t>নামলো</w:t>
       </w:r>
       <w:r>
         <w:rPr>
@@ -6317,7 +6597,21 @@
           <w:rFonts w:ascii="Nirmala UI" w:hAnsi="Nirmala UI" w:cs="Nirmala UI"/>
           <w:sz w:val="20"/>
         </w:rPr>
-        <w:t>প্রেমছিলো</w:t>
+        <w:t>প্রেম</w:t>
+      </w:r>
+      <w:r>
+        <w:rPr>
+          <w:rFonts w:ascii="Nirmala UI" w:hAnsi="Nirmala UI" w:cs="Nirmala UI"/>
+          <w:sz w:val="20"/>
+        </w:rPr>
+        <w:t xml:space="preserve"> </w:t>
+      </w:r>
+      <w:r>
+        <w:rPr>
+          <w:rFonts w:ascii="Nirmala UI" w:hAnsi="Nirmala UI" w:cs="Nirmala UI"/>
+          <w:sz w:val="20"/>
+        </w:rPr>
+        <w:t>ছিলো</w:t>
       </w:r>
       <w:r>
         <w:rPr>
@@ -6428,7 +6722,21 @@
           <w:rFonts w:ascii="Nirmala UI" w:hAnsi="Nirmala UI" w:cs="Nirmala UI"/>
           <w:sz w:val="20"/>
         </w:rPr>
-        <w:t>সচরাচরপায়রা</w:t>
+        <w:t>সচরাচর</w:t>
+      </w:r>
+      <w:r>
+        <w:rPr>
+          <w:rFonts w:ascii="Nirmala UI" w:hAnsi="Nirmala UI" w:cs="Nirmala UI"/>
+          <w:sz w:val="20"/>
+        </w:rPr>
+        <w:t xml:space="preserve"> </w:t>
+      </w:r>
+      <w:r>
+        <w:rPr>
+          <w:rFonts w:ascii="Nirmala UI" w:hAnsi="Nirmala UI" w:cs="Nirmala UI"/>
+          <w:sz w:val="20"/>
+        </w:rPr>
+        <w:t>পায়রা</w:t>
       </w:r>
       <w:r>
         <w:rPr>
@@ -6552,7 +6860,21 @@
           <w:rFonts w:ascii="Nirmala UI" w:hAnsi="Nirmala UI" w:cs="Nirmala UI"/>
           <w:sz w:val="20"/>
         </w:rPr>
-        <w:t>ছিলোমহান</w:t>
+        <w:t>ছিলো</w:t>
+      </w:r>
+      <w:r>
+        <w:rPr>
+          <w:rFonts w:ascii="Nirmala UI" w:hAnsi="Nirmala UI" w:cs="Nirmala UI"/>
+          <w:sz w:val="20"/>
+        </w:rPr>
+        <w:t xml:space="preserve"> </w:t>
+      </w:r>
+      <w:r>
+        <w:rPr>
+          <w:rFonts w:ascii="Nirmala UI" w:hAnsi="Nirmala UI" w:cs="Nirmala UI"/>
+          <w:sz w:val="20"/>
+        </w:rPr>
+        <w:t>মহান</w:t>
       </w:r>
       <w:r>
         <w:rPr>
@@ -6611,7 +6933,21 @@
           <w:rFonts w:ascii="Nirmala UI" w:hAnsi="Nirmala UI" w:cs="Nirmala UI"/>
           <w:sz w:val="20"/>
         </w:rPr>
-        <w:t>হতেপারে</w:t>
+        <w:t>হতে</w:t>
+      </w:r>
+      <w:r>
+        <w:rPr>
+          <w:rFonts w:ascii="Nirmala UI" w:hAnsi="Nirmala UI" w:cs="Nirmala UI"/>
+          <w:sz w:val="20"/>
+        </w:rPr>
+        <w:t xml:space="preserve"> </w:t>
+      </w:r>
+      <w:r>
+        <w:rPr>
+          <w:rFonts w:ascii="Nirmala UI" w:hAnsi="Nirmala UI" w:cs="Nirmala UI"/>
+          <w:sz w:val="20"/>
+        </w:rPr>
+        <w:t>পারে</w:t>
       </w:r>
       <w:r>
         <w:rPr>
@@ -6650,7 +6986,21 @@
           <w:rFonts w:ascii="Nirmala UI" w:hAnsi="Nirmala UI" w:cs="Nirmala UI"/>
           <w:sz w:val="20"/>
         </w:rPr>
-        <w:t>খুবইম্প্রেশনিস্ট</w:t>
+        <w:t>খুব</w:t>
+      </w:r>
+      <w:r>
+        <w:rPr>
+          <w:rFonts w:ascii="Nirmala UI" w:hAnsi="Nirmala UI" w:cs="Nirmala UI"/>
+          <w:sz w:val="20"/>
+        </w:rPr>
+        <w:t xml:space="preserve"> </w:t>
+      </w:r>
+      <w:r>
+        <w:rPr>
+          <w:rFonts w:ascii="Nirmala UI" w:hAnsi="Nirmala UI" w:cs="Nirmala UI"/>
+          <w:sz w:val="20"/>
+        </w:rPr>
+        <w:t>ইম্প্রেশনিস্ট</w:t>
       </w:r>
       <w:r>
         <w:rPr>
@@ -6696,7 +7046,21 @@
           <w:rFonts w:ascii="Nirmala UI" w:hAnsi="Nirmala UI" w:cs="Nirmala UI"/>
           <w:sz w:val="20"/>
         </w:rPr>
-        <w:t>সবুজরঙের</w:t>
+        <w:t>সবুজ</w:t>
+      </w:r>
+      <w:r>
+        <w:rPr>
+          <w:rFonts w:ascii="Nirmala UI" w:hAnsi="Nirmala UI" w:cs="Nirmala UI"/>
+          <w:sz w:val="20"/>
+        </w:rPr>
+        <w:t xml:space="preserve"> </w:t>
+      </w:r>
+      <w:r>
+        <w:rPr>
+          <w:rFonts w:ascii="Nirmala UI" w:hAnsi="Nirmala UI" w:cs="Nirmala UI"/>
+          <w:sz w:val="20"/>
+        </w:rPr>
+        <w:t>রঙের</w:t>
       </w:r>
       <w:r>
         <w:rPr>
@@ -6735,7 +7099,35 @@
           <w:rFonts w:ascii="Nirmala UI" w:hAnsi="Nirmala UI" w:cs="Nirmala UI"/>
           <w:sz w:val="20"/>
         </w:rPr>
-        <w:t>প্রবলভাবেপায়রার</w:t>
+        <w:t>প্রবল</w:t>
+      </w:r>
+      <w:r>
+        <w:rPr>
+          <w:rFonts w:ascii="Nirmala UI" w:hAnsi="Nirmala UI" w:cs="Nirmala UI"/>
+          <w:sz w:val="20"/>
+        </w:rPr>
+        <w:t xml:space="preserve"> </w:t>
+      </w:r>
+      <w:r>
+        <w:rPr>
+          <w:rFonts w:ascii="Nirmala UI" w:hAnsi="Nirmala UI" w:cs="Nirmala UI"/>
+          <w:sz w:val="20"/>
+        </w:rPr>
+        <w:t>ভাবে</w:t>
+      </w:r>
+      <w:r>
+        <w:rPr>
+          <w:rFonts w:ascii="Nirmala UI" w:hAnsi="Nirmala UI" w:cs="Nirmala UI"/>
+          <w:sz w:val="20"/>
+        </w:rPr>
+        <w:t xml:space="preserve"> </w:t>
+      </w:r>
+      <w:r>
+        <w:rPr>
+          <w:rFonts w:ascii="Nirmala UI" w:hAnsi="Nirmala UI" w:cs="Nirmala UI"/>
+          <w:sz w:val="20"/>
+        </w:rPr>
+        <w:t>পায়রার</w:t>
       </w:r>
       <w:r>
         <w:rPr>
@@ -6794,7 +7186,21 @@
           <w:rFonts w:ascii="Nirmala UI" w:hAnsi="Nirmala UI" w:cs="Nirmala UI"/>
           <w:sz w:val="20"/>
         </w:rPr>
-        <w:t>আমারসেই</w:t>
+        <w:t>আমার</w:t>
+      </w:r>
+      <w:r>
+        <w:rPr>
+          <w:rFonts w:ascii="Nirmala UI" w:hAnsi="Nirmala UI" w:cs="Nirmala UI"/>
+          <w:sz w:val="20"/>
+        </w:rPr>
+        <w:t xml:space="preserve"> </w:t>
+      </w:r>
+      <w:r>
+        <w:rPr>
+          <w:rFonts w:ascii="Nirmala UI" w:hAnsi="Nirmala UI" w:cs="Nirmala UI"/>
+          <w:sz w:val="20"/>
+        </w:rPr>
+        <w:t>সেই</w:t>
       </w:r>
       <w:r>
         <w:rPr>
@@ -6846,7 +7252,21 @@
           <w:rFonts w:ascii="Nirmala UI" w:hAnsi="Nirmala UI" w:cs="Nirmala UI"/>
           <w:sz w:val="20"/>
         </w:rPr>
-        <w:t>খুবসখ</w:t>
+        <w:t>খুব</w:t>
+      </w:r>
+      <w:r>
+        <w:rPr>
+          <w:rFonts w:ascii="Nirmala UI" w:hAnsi="Nirmala UI" w:cs="Nirmala UI"/>
+          <w:sz w:val="20"/>
+        </w:rPr>
+        <w:t xml:space="preserve"> শ</w:t>
+      </w:r>
+      <w:r>
+        <w:rPr>
+          <w:rFonts w:ascii="Nirmala UI" w:hAnsi="Nirmala UI" w:cs="Nirmala UI"/>
+          <w:sz w:val="20"/>
+        </w:rPr>
+        <w:t>খ</w:t>
       </w:r>
       <w:r>
         <w:rPr>
@@ -6892,7 +7312,21 @@
           <w:rFonts w:ascii="Nirmala UI" w:hAnsi="Nirmala UI" w:cs="Nirmala UI"/>
           <w:sz w:val="20"/>
         </w:rPr>
-        <w:t>সামর্থথাকলেও</w:t>
+        <w:t>সামর্থ</w:t>
+      </w:r>
+      <w:r>
+        <w:rPr>
+          <w:rFonts w:ascii="Nirmala UI" w:hAnsi="Nirmala UI" w:cs="Nirmala UI"/>
+          <w:sz w:val="20"/>
+        </w:rPr>
+        <w:t xml:space="preserve"> </w:t>
+      </w:r>
+      <w:r>
+        <w:rPr>
+          <w:rFonts w:ascii="Nirmala UI" w:hAnsi="Nirmala UI" w:cs="Nirmala UI"/>
+          <w:sz w:val="20"/>
+        </w:rPr>
+        <w:t>থাকলেও</w:t>
       </w:r>
       <w:r>
         <w:rPr>
@@ -6944,7 +7378,21 @@
           <w:rFonts w:ascii="Nirmala UI" w:hAnsi="Nirmala UI" w:cs="Nirmala UI"/>
           <w:sz w:val="20"/>
         </w:rPr>
-        <w:t>দেখাতেঅস্বীকৃতি</w:t>
+        <w:t>দেখাতে</w:t>
+      </w:r>
+      <w:r>
+        <w:rPr>
+          <w:rFonts w:ascii="Nirmala UI" w:hAnsi="Nirmala UI" w:cs="Nirmala UI"/>
+          <w:sz w:val="20"/>
+        </w:rPr>
+        <w:t xml:space="preserve"> </w:t>
+      </w:r>
+      <w:r>
+        <w:rPr>
+          <w:rFonts w:ascii="Nirmala UI" w:hAnsi="Nirmala UI" w:cs="Nirmala UI"/>
+          <w:sz w:val="20"/>
+        </w:rPr>
+        <w:t>অস্বীকৃতি</w:t>
       </w:r>
       <w:r>
         <w:rPr>
@@ -6983,7 +7431,21 @@
           <w:rFonts w:ascii="Nirmala UI" w:hAnsi="Nirmala UI" w:cs="Nirmala UI"/>
           <w:sz w:val="20"/>
         </w:rPr>
-        <w:t>পরিবর্তেএকটি</w:t>
+        <w:t>পরিবর্তে</w:t>
+      </w:r>
+      <w:r>
+        <w:rPr>
+          <w:rFonts w:ascii="Nirmala UI" w:hAnsi="Nirmala UI" w:cs="Nirmala UI"/>
+          <w:sz w:val="20"/>
+        </w:rPr>
+        <w:t xml:space="preserve"> </w:t>
+      </w:r>
+      <w:r>
+        <w:rPr>
+          <w:rFonts w:ascii="Nirmala UI" w:hAnsi="Nirmala UI" w:cs="Nirmala UI"/>
+          <w:sz w:val="20"/>
+        </w:rPr>
+        <w:t>একটি</w:t>
       </w:r>
       <w:r>
         <w:rPr>
@@ -7033,6 +7495,13 @@
       </w:r>
       <w:r>
         <w:rPr>
+          <w:rFonts w:ascii="Mangal" w:hAnsi="Mangal" w:cs="Mangal"/>
+          <w:sz w:val="20"/>
+        </w:rPr>
+        <w:t xml:space="preserve"> </w:t>
+      </w:r>
+      <w:r>
+        <w:rPr>
           <w:rFonts w:ascii="Nirmala UI" w:hAnsi="Nirmala UI" w:cs="Nirmala UI"/>
           <w:sz w:val="20"/>
         </w:rPr>
@@ -7075,7 +7544,21 @@
           <w:rFonts w:ascii="Nirmala UI" w:hAnsi="Nirmala UI" w:cs="Nirmala UI"/>
           <w:sz w:val="20"/>
         </w:rPr>
-        <w:t>প্রস্তাবটিতার</w:t>
+        <w:t>প্রস্তাবটি</w:t>
+      </w:r>
+      <w:r>
+        <w:rPr>
+          <w:rFonts w:ascii="Nirmala UI" w:hAnsi="Nirmala UI" w:cs="Nirmala UI"/>
+          <w:sz w:val="20"/>
+        </w:rPr>
+        <w:t xml:space="preserve"> </w:t>
+      </w:r>
+      <w:r>
+        <w:rPr>
+          <w:rFonts w:ascii="Nirmala UI" w:hAnsi="Nirmala UI" w:cs="Nirmala UI"/>
+          <w:sz w:val="20"/>
+        </w:rPr>
+        <w:t>তার</w:t>
       </w:r>
       <w:r>
         <w:rPr>
@@ -7172,7 +7655,21 @@
           <w:rFonts w:ascii="Nirmala UI" w:hAnsi="Nirmala UI" w:cs="Nirmala UI"/>
           <w:sz w:val="20"/>
         </w:rPr>
-        <w:t>আমাকেতাৎক্ষণিক</w:t>
+        <w:t>আমাকে</w:t>
+      </w:r>
+      <w:r>
+        <w:rPr>
+          <w:rFonts w:ascii="Nirmala UI" w:hAnsi="Nirmala UI" w:cs="Nirmala UI"/>
+          <w:sz w:val="20"/>
+        </w:rPr>
+        <w:t xml:space="preserve"> </w:t>
+      </w:r>
+      <w:r>
+        <w:rPr>
+          <w:rFonts w:ascii="Nirmala UI" w:hAnsi="Nirmala UI" w:cs="Nirmala UI"/>
+          <w:sz w:val="20"/>
+        </w:rPr>
+        <w:t>তাৎক্ষণিক</w:t>
       </w:r>
       <w:r>
         <w:rPr>
@@ -7218,7 +7715,21 @@
           <w:rFonts w:ascii="Nirmala UI" w:hAnsi="Nirmala UI" w:cs="Nirmala UI"/>
           <w:sz w:val="20"/>
         </w:rPr>
-        <w:t>তখনইবুঝতে</w:t>
+        <w:t>তখনই</w:t>
+      </w:r>
+      <w:r>
+        <w:rPr>
+          <w:rFonts w:ascii="Nirmala UI" w:hAnsi="Nirmala UI" w:cs="Nirmala UI"/>
+          <w:sz w:val="20"/>
+        </w:rPr>
+        <w:t xml:space="preserve"> </w:t>
+      </w:r>
+      <w:r>
+        <w:rPr>
+          <w:rFonts w:ascii="Nirmala UI" w:hAnsi="Nirmala UI" w:cs="Nirmala UI"/>
+          <w:sz w:val="20"/>
+        </w:rPr>
+        <w:t>বুঝতে</w:t>
       </w:r>
       <w:r>
         <w:rPr>
@@ -7270,7 +7781,21 @@
           <w:rFonts w:ascii="Nirmala UI" w:hAnsi="Nirmala UI" w:cs="Nirmala UI"/>
           <w:sz w:val="20"/>
         </w:rPr>
-        <w:t>আরেকজনটিপিক্যল</w:t>
+        <w:t>আরেকজন</w:t>
+      </w:r>
+      <w:r>
+        <w:rPr>
+          <w:rFonts w:ascii="Nirmala UI" w:hAnsi="Nirmala UI" w:cs="Nirmala UI"/>
+          <w:sz w:val="20"/>
+        </w:rPr>
+        <w:t xml:space="preserve"> </w:t>
+      </w:r>
+      <w:r>
+        <w:rPr>
+          <w:rFonts w:ascii="Nirmala UI" w:hAnsi="Nirmala UI" w:cs="Nirmala UI"/>
+          <w:sz w:val="20"/>
+        </w:rPr>
+        <w:t>টিপিক্যল</w:t>
       </w:r>
       <w:r>
         <w:rPr>
@@ -7356,7 +7881,21 @@
           <w:rFonts w:ascii="Nirmala UI" w:hAnsi="Nirmala UI" w:cs="Nirmala UI"/>
           <w:sz w:val="20"/>
         </w:rPr>
-        <w:t>প্রগতিবাদীবালিকাদের</w:t>
+        <w:t>প্রগতিবাদী</w:t>
+      </w:r>
+      <w:r>
+        <w:rPr>
+          <w:rFonts w:ascii="Nirmala UI" w:hAnsi="Nirmala UI" w:cs="Nirmala UI"/>
+          <w:sz w:val="20"/>
+        </w:rPr>
+        <w:t xml:space="preserve"> </w:t>
+      </w:r>
+      <w:r>
+        <w:rPr>
+          <w:rFonts w:ascii="Nirmala UI" w:hAnsi="Nirmala UI" w:cs="Nirmala UI"/>
+          <w:sz w:val="20"/>
+        </w:rPr>
+        <w:t>বালিকাদের</w:t>
       </w:r>
       <w:r>
         <w:rPr>
@@ -7396,7 +7935,21 @@
           <w:rFonts w:ascii="Nirmala UI" w:hAnsi="Nirmala UI" w:cs="Nirmala UI"/>
           <w:sz w:val="20"/>
         </w:rPr>
-        <w:t>এভয়েডকরা</w:t>
+        <w:t>এভয়েড</w:t>
+      </w:r>
+      <w:r>
+        <w:rPr>
+          <w:rFonts w:ascii="Nirmala UI" w:hAnsi="Nirmala UI" w:cs="Nirmala UI"/>
+          <w:sz w:val="20"/>
+        </w:rPr>
+        <w:t xml:space="preserve"> </w:t>
+      </w:r>
+      <w:r>
+        <w:rPr>
+          <w:rFonts w:ascii="Nirmala UI" w:hAnsi="Nirmala UI" w:cs="Nirmala UI"/>
+          <w:sz w:val="20"/>
+        </w:rPr>
+        <w:t>করা</w:t>
       </w:r>
       <w:r>
         <w:rPr>
@@ -7870,6 +8423,7 @@
     <w:p>
       <w:pPr>
         <w:rPr>
+          <w:rFonts w:ascii="Nirmala UI" w:hAnsi="Nirmala UI" w:cs="Nirmala UI"/>
           <w:sz w:val="20"/>
         </w:rPr>
       </w:pPr>
@@ -7930,7 +8484,21 @@
           <w:rFonts w:ascii="Nirmala UI" w:hAnsi="Nirmala UI" w:cs="Nirmala UI"/>
           <w:sz w:val="20"/>
         </w:rPr>
-        <w:t>একটিবালিকাকে</w:t>
+        <w:t>একটি</w:t>
+      </w:r>
+      <w:r>
+        <w:rPr>
+          <w:rFonts w:ascii="Nirmala UI" w:hAnsi="Nirmala UI" w:cs="Nirmala UI"/>
+          <w:sz w:val="20"/>
+        </w:rPr>
+        <w:t xml:space="preserve"> </w:t>
+      </w:r>
+      <w:r>
+        <w:rPr>
+          <w:rFonts w:ascii="Nirmala UI" w:hAnsi="Nirmala UI" w:cs="Nirmala UI"/>
+          <w:sz w:val="20"/>
+        </w:rPr>
+        <w:t>বালিকাকে</w:t>
       </w:r>
       <w:r>
         <w:rPr>
@@ -7976,7 +8544,21 @@
           <w:rFonts w:ascii="Nirmala UI" w:hAnsi="Nirmala UI" w:cs="Nirmala UI"/>
           <w:sz w:val="20"/>
         </w:rPr>
-        <w:t>মেয়েটিরগ্রীবা</w:t>
+        <w:t>মেয়েটির</w:t>
+      </w:r>
+      <w:r>
+        <w:rPr>
+          <w:rFonts w:ascii="Nirmala UI" w:hAnsi="Nirmala UI" w:cs="Nirmala UI"/>
+          <w:sz w:val="20"/>
+        </w:rPr>
+        <w:t xml:space="preserve"> </w:t>
+      </w:r>
+      <w:r>
+        <w:rPr>
+          <w:rFonts w:ascii="Nirmala UI" w:hAnsi="Nirmala UI" w:cs="Nirmala UI"/>
+          <w:sz w:val="20"/>
+        </w:rPr>
+        <w:t>গ্রীবা</w:t>
       </w:r>
       <w:r>
         <w:rPr>
@@ -8015,7 +8597,21 @@
           <w:rFonts w:ascii="Nirmala UI" w:hAnsi="Nirmala UI" w:cs="Nirmala UI"/>
           <w:sz w:val="20"/>
         </w:rPr>
-        <w:t>কবিদেরচিত্রকল্প</w:t>
+        <w:t>কবিদের</w:t>
+      </w:r>
+      <w:r>
+        <w:rPr>
+          <w:rFonts w:ascii="Nirmala UI" w:hAnsi="Nirmala UI" w:cs="Nirmala UI"/>
+          <w:sz w:val="20"/>
+        </w:rPr>
+        <w:t xml:space="preserve"> </w:t>
+      </w:r>
+      <w:r>
+        <w:rPr>
+          <w:rFonts w:ascii="Nirmala UI" w:hAnsi="Nirmala UI" w:cs="Nirmala UI"/>
+          <w:sz w:val="20"/>
+        </w:rPr>
+        <w:t>চিত্রকল্প</w:t>
       </w:r>
       <w:r>
         <w:rPr>
@@ -8056,20 +8652,32 @@
         </w:rPr>
         <w:t>একে</w:t>
       </w:r>
-      <w:bookmarkStart w:id="0" w:name="_GoBack"/>
-      <w:bookmarkEnd w:id="0"/>
-      <w:r>
-        <w:rPr>
-          <w:sz w:val="20"/>
-        </w:rPr>
-        <w:br/>
-      </w:r>
-      <w:r>
-        <w:rPr>
-          <w:rFonts w:ascii="Nirmala UI" w:hAnsi="Nirmala UI" w:cs="Nirmala UI"/>
-          <w:sz w:val="20"/>
-        </w:rPr>
-        <w:t>বিদায়নিচ্ছে</w:t>
+      <w:r>
+        <w:rPr>
+          <w:sz w:val="20"/>
+        </w:rPr>
+        <w:br/>
+      </w:r>
+      <w:r>
+        <w:rPr>
+          <w:rFonts w:ascii="Nirmala UI" w:hAnsi="Nirmala UI" w:cs="Nirmala UI"/>
+          <w:sz w:val="20"/>
+        </w:rPr>
+        <w:t>বিদায়</w:t>
+      </w:r>
+      <w:r>
+        <w:rPr>
+          <w:rFonts w:ascii="Nirmala UI" w:hAnsi="Nirmala UI" w:cs="Nirmala UI"/>
+          <w:sz w:val="20"/>
+        </w:rPr>
+        <w:t xml:space="preserve"> </w:t>
+      </w:r>
+      <w:r>
+        <w:rPr>
+          <w:rFonts w:ascii="Nirmala UI" w:hAnsi="Nirmala UI" w:cs="Nirmala UI"/>
+          <w:sz w:val="20"/>
+        </w:rPr>
+        <w:t>নিচ্ছে</w:t>
       </w:r>
       <w:r>
         <w:rPr>
@@ -8119,6 +8727,13 @@
       </w:r>
       <w:r>
         <w:rPr>
+          <w:rFonts w:ascii="Nirmala UI" w:hAnsi="Nirmala UI" w:cs="Nirmala UI"/>
+          <w:sz w:val="20"/>
+        </w:rPr>
+        <w:t xml:space="preserve"> </w:t>
+      </w:r>
+      <w:r>
+        <w:rPr>
           <w:sz w:val="20"/>
         </w:rPr>
         <w:t>‘</w:t>
@@ -8154,7 +8769,21 @@
           <w:rFonts w:ascii="Nirmala UI" w:hAnsi="Nirmala UI" w:cs="Nirmala UI"/>
           <w:sz w:val="20"/>
         </w:rPr>
-        <w:t>মেয়েসূচকঅস্তিত্ব</w:t>
+        <w:t>মেয়েসূচক</w:t>
+      </w:r>
+      <w:r>
+        <w:rPr>
+          <w:rFonts w:ascii="Nirmala UI" w:hAnsi="Nirmala UI" w:cs="Nirmala UI"/>
+          <w:sz w:val="20"/>
+        </w:rPr>
+        <w:t xml:space="preserve"> </w:t>
+      </w:r>
+      <w:r>
+        <w:rPr>
+          <w:rFonts w:ascii="Nirmala UI" w:hAnsi="Nirmala UI" w:cs="Nirmala UI"/>
+          <w:sz w:val="20"/>
+        </w:rPr>
+        <w:t>অস্তিত্ব</w:t>
       </w:r>
       <w:r>
         <w:rPr>
@@ -8213,7 +8842,21 @@
           <w:rFonts w:ascii="Nirmala UI" w:hAnsi="Nirmala UI" w:cs="Nirmala UI"/>
           <w:sz w:val="20"/>
         </w:rPr>
-        <w:t>একটিদৃশ্যকল্প</w:t>
+        <w:t>একটি</w:t>
+      </w:r>
+      <w:r>
+        <w:rPr>
+          <w:rFonts w:ascii="Nirmala UI" w:hAnsi="Nirmala UI" w:cs="Nirmala UI"/>
+          <w:sz w:val="20"/>
+        </w:rPr>
+        <w:t xml:space="preserve"> </w:t>
+      </w:r>
+      <w:r>
+        <w:rPr>
+          <w:rFonts w:ascii="Nirmala UI" w:hAnsi="Nirmala UI" w:cs="Nirmala UI"/>
+          <w:sz w:val="20"/>
+        </w:rPr>
+        <w:t>দৃশ্যকল্প</w:t>
       </w:r>
       <w:r>
         <w:rPr>
@@ -8265,7 +8908,21 @@
           <w:rFonts w:ascii="Nirmala UI" w:hAnsi="Nirmala UI" w:cs="Nirmala UI"/>
           <w:sz w:val="20"/>
         </w:rPr>
-        <w:t>আমরাএকটি</w:t>
+        <w:t>আমরা</w:t>
+      </w:r>
+      <w:r>
+        <w:rPr>
+          <w:rFonts w:ascii="Nirmala UI" w:hAnsi="Nirmala UI" w:cs="Nirmala UI"/>
+          <w:sz w:val="20"/>
+        </w:rPr>
+        <w:t xml:space="preserve"> </w:t>
+      </w:r>
+      <w:r>
+        <w:rPr>
+          <w:rFonts w:ascii="Nirmala UI" w:hAnsi="Nirmala UI" w:cs="Nirmala UI"/>
+          <w:sz w:val="20"/>
+        </w:rPr>
+        <w:t>একটি</w:t>
       </w:r>
       <w:r>
         <w:rPr>
@@ -8304,7 +8961,21 @@
           <w:rFonts w:ascii="Nirmala UI" w:hAnsi="Nirmala UI" w:cs="Nirmala UI"/>
           <w:sz w:val="20"/>
         </w:rPr>
-        <w:t>প্রবেশকরি</w:t>
+        <w:t>প্রবেশ</w:t>
+      </w:r>
+      <w:r>
+        <w:rPr>
+          <w:rFonts w:ascii="Nirmala UI" w:hAnsi="Nirmala UI" w:cs="Nirmala UI"/>
+          <w:sz w:val="20"/>
+        </w:rPr>
+        <w:t xml:space="preserve"> </w:t>
+      </w:r>
+      <w:r>
+        <w:rPr>
+          <w:rFonts w:ascii="Nirmala UI" w:hAnsi="Nirmala UI" w:cs="Nirmala UI"/>
+          <w:sz w:val="20"/>
+        </w:rPr>
+        <w:t>করি</w:t>
       </w:r>
       <w:r>
         <w:rPr>
@@ -8363,7 +9034,21 @@
           <w:rFonts w:ascii="Nirmala UI" w:hAnsi="Nirmala UI" w:cs="Nirmala UI"/>
           <w:sz w:val="20"/>
         </w:rPr>
-        <w:t>দেওয়াযাক</w:t>
+        <w:t>দেওয়া</w:t>
+      </w:r>
+      <w:r>
+        <w:rPr>
+          <w:rFonts w:ascii="Nirmala UI" w:hAnsi="Nirmala UI" w:cs="Nirmala UI"/>
+          <w:sz w:val="20"/>
+        </w:rPr>
+        <w:t xml:space="preserve"> </w:t>
+      </w:r>
+      <w:r>
+        <w:rPr>
+          <w:rFonts w:ascii="Nirmala UI" w:hAnsi="Nirmala UI" w:cs="Nirmala UI"/>
+          <w:sz w:val="20"/>
+        </w:rPr>
+        <w:t>যাক</w:t>
       </w:r>
       <w:r>
         <w:rPr>
@@ -8409,7 +9094,21 @@
           <w:rFonts w:ascii="Nirmala UI" w:hAnsi="Nirmala UI" w:cs="Nirmala UI"/>
           <w:sz w:val="20"/>
         </w:rPr>
-        <w:t>নামকালীবাজার</w:t>
+        <w:t>নাম</w:t>
+      </w:r>
+      <w:r>
+        <w:rPr>
+          <w:rFonts w:ascii="Nirmala UI" w:hAnsi="Nirmala UI" w:cs="Nirmala UI"/>
+          <w:sz w:val="20"/>
+        </w:rPr>
+        <w:t xml:space="preserve"> </w:t>
+      </w:r>
+      <w:r>
+        <w:rPr>
+          <w:rFonts w:ascii="Nirmala UI" w:hAnsi="Nirmala UI" w:cs="Nirmala UI"/>
+          <w:sz w:val="20"/>
+        </w:rPr>
+        <w:t>কালীবাজার</w:t>
       </w:r>
       <w:r>
         <w:rPr>
@@ -8452,6 +9151,12 @@
       </w:r>
       <w:r>
         <w:rPr>
+          <w:sz w:val="20"/>
+        </w:rPr>
+        <w:t xml:space="preserve"> </w:t>
+      </w:r>
+      <w:r>
+        <w:rPr>
           <w:rFonts w:ascii="Nirmala UI" w:hAnsi="Nirmala UI" w:cs="Nirmala UI"/>
           <w:sz w:val="20"/>
         </w:rPr>
@@ -8494,7 +9199,21 @@
           <w:rFonts w:ascii="Nirmala UI" w:hAnsi="Nirmala UI" w:cs="Nirmala UI"/>
           <w:sz w:val="20"/>
         </w:rPr>
-        <w:t>হিন্দুরাএখানে</w:t>
+        <w:t>হিন্দুরা</w:t>
+      </w:r>
+      <w:r>
+        <w:rPr>
+          <w:rFonts w:ascii="Nirmala UI" w:hAnsi="Nirmala UI" w:cs="Nirmala UI"/>
+          <w:sz w:val="20"/>
+        </w:rPr>
+        <w:t xml:space="preserve"> </w:t>
+      </w:r>
+      <w:r>
+        <w:rPr>
+          <w:rFonts w:ascii="Nirmala UI" w:hAnsi="Nirmala UI" w:cs="Nirmala UI"/>
+          <w:sz w:val="20"/>
+        </w:rPr>
+        <w:t>এখানে</w:t>
       </w:r>
       <w:r>
         <w:rPr>
@@ -8533,7 +9252,21 @@
           <w:rFonts w:ascii="Nirmala UI" w:hAnsi="Nirmala UI" w:cs="Nirmala UI"/>
           <w:sz w:val="20"/>
         </w:rPr>
-        <w:t>করতোবিধায়</w:t>
+        <w:t>করতো</w:t>
+      </w:r>
+      <w:r>
+        <w:rPr>
+          <w:rFonts w:ascii="Nirmala UI" w:hAnsi="Nirmala UI" w:cs="Nirmala UI"/>
+          <w:sz w:val="20"/>
+        </w:rPr>
+        <w:t xml:space="preserve"> </w:t>
+      </w:r>
+      <w:r>
+        <w:rPr>
+          <w:rFonts w:ascii="Nirmala UI" w:hAnsi="Nirmala UI" w:cs="Nirmala UI"/>
+          <w:sz w:val="20"/>
+        </w:rPr>
+        <w:t>বিধায়</w:t>
       </w:r>
       <w:r>
         <w:rPr>
@@ -8605,7 +9338,21 @@
           <w:rFonts w:ascii="Nirmala UI" w:hAnsi="Nirmala UI" w:cs="Nirmala UI"/>
           <w:sz w:val="20"/>
         </w:rPr>
-        <w:t>কয়েকবছর</w:t>
+        <w:t>কয়েক</w:t>
+      </w:r>
+      <w:r>
+        <w:rPr>
+          <w:rFonts w:ascii="Nirmala UI" w:hAnsi="Nirmala UI" w:cs="Nirmala UI"/>
+          <w:sz w:val="20"/>
+        </w:rPr>
+        <w:t xml:space="preserve"> </w:t>
+      </w:r>
+      <w:r>
+        <w:rPr>
+          <w:rFonts w:ascii="Nirmala UI" w:hAnsi="Nirmala UI" w:cs="Nirmala UI"/>
+          <w:sz w:val="20"/>
+        </w:rPr>
+        <w:t>বছর</w:t>
       </w:r>
       <w:r>
         <w:rPr>
@@ -8657,7 +9404,21 @@
           <w:rFonts w:ascii="Nirmala UI" w:hAnsi="Nirmala UI" w:cs="Nirmala UI"/>
           <w:sz w:val="20"/>
         </w:rPr>
-        <w:t>নামপরিবর্তন</w:t>
+        <w:t>নাম</w:t>
+      </w:r>
+      <w:r>
+        <w:rPr>
+          <w:rFonts w:ascii="Nirmala UI" w:hAnsi="Nirmala UI" w:cs="Nirmala UI"/>
+          <w:sz w:val="20"/>
+        </w:rPr>
+        <w:t xml:space="preserve"> </w:t>
+      </w:r>
+      <w:r>
+        <w:rPr>
+          <w:rFonts w:ascii="Nirmala UI" w:hAnsi="Nirmala UI" w:cs="Nirmala UI"/>
+          <w:sz w:val="20"/>
+        </w:rPr>
+        <w:t>পরিবর্তন</w:t>
       </w:r>
       <w:r>
         <w:rPr>
@@ -8709,7 +9470,21 @@
           <w:rFonts w:ascii="Nirmala UI" w:hAnsi="Nirmala UI" w:cs="Nirmala UI"/>
           <w:sz w:val="20"/>
         </w:rPr>
-        <w:t>রাখাযায়</w:t>
+        <w:t>রাখা</w:t>
+      </w:r>
+      <w:r>
+        <w:rPr>
+          <w:rFonts w:ascii="Nirmala UI" w:hAnsi="Nirmala UI" w:cs="Nirmala UI"/>
+          <w:sz w:val="20"/>
+        </w:rPr>
+        <w:t xml:space="preserve"> </w:t>
+      </w:r>
+      <w:r>
+        <w:rPr>
+          <w:rFonts w:ascii="Nirmala UI" w:hAnsi="Nirmala UI" w:cs="Nirmala UI"/>
+          <w:sz w:val="20"/>
+        </w:rPr>
+        <w:t>যায়</w:t>
       </w:r>
       <w:r>
         <w:rPr>
@@ -8774,7 +9549,21 @@
           <w:rFonts w:ascii="Nirmala UI" w:hAnsi="Nirmala UI" w:cs="Nirmala UI"/>
           <w:sz w:val="20"/>
         </w:rPr>
-        <w:t>আলোচনাআলোচ্য</w:t>
+        <w:t>আলোচনা</w:t>
+      </w:r>
+      <w:r>
+        <w:rPr>
+          <w:rFonts w:ascii="Nirmala UI" w:hAnsi="Nirmala UI" w:cs="Nirmala UI"/>
+          <w:sz w:val="20"/>
+        </w:rPr>
+        <w:t xml:space="preserve"> </w:t>
+      </w:r>
+      <w:r>
+        <w:rPr>
+          <w:rFonts w:ascii="Nirmala UI" w:hAnsi="Nirmala UI" w:cs="Nirmala UI"/>
+          <w:sz w:val="20"/>
+        </w:rPr>
+        <w:t>আলোচ্য</w:t>
       </w:r>
       <w:r>
         <w:rPr>
@@ -8800,7 +9589,21 @@
           <w:rFonts w:ascii="Nirmala UI" w:hAnsi="Nirmala UI" w:cs="Nirmala UI"/>
           <w:sz w:val="20"/>
         </w:rPr>
-        <w:t>মধ্যবর্তীকালীগাছটির</w:t>
+        <w:t>মধ্যবর্তী</w:t>
+      </w:r>
+      <w:r>
+        <w:rPr>
+          <w:rFonts w:ascii="Nirmala UI" w:hAnsi="Nirmala UI" w:cs="Nirmala UI"/>
+          <w:sz w:val="20"/>
+        </w:rPr>
+        <w:t xml:space="preserve"> </w:t>
+      </w:r>
+      <w:r>
+        <w:rPr>
+          <w:rFonts w:ascii="Nirmala UI" w:hAnsi="Nirmala UI" w:cs="Nirmala UI"/>
+          <w:sz w:val="20"/>
+        </w:rPr>
+        <w:t>কালীগাছটির</w:t>
       </w:r>
       <w:r>
         <w:rPr>
@@ -8826,7 +9629,21 @@
           <w:rFonts w:ascii="Nirmala UI" w:hAnsi="Nirmala UI" w:cs="Nirmala UI"/>
           <w:sz w:val="20"/>
         </w:rPr>
-        <w:t>ওড়াওড়িকরছিল</w:t>
+        <w:t>ওড়াওড়ি</w:t>
+      </w:r>
+      <w:r>
+        <w:rPr>
+          <w:rFonts w:ascii="Nirmala UI" w:hAnsi="Nirmala UI" w:cs="Nirmala UI"/>
+          <w:sz w:val="20"/>
+        </w:rPr>
+        <w:t xml:space="preserve"> </w:t>
+      </w:r>
+      <w:r>
+        <w:rPr>
+          <w:rFonts w:ascii="Nirmala UI" w:hAnsi="Nirmala UI" w:cs="Nirmala UI"/>
+          <w:sz w:val="20"/>
+        </w:rPr>
+        <w:t>করছিল</w:t>
       </w:r>
       <w:r>
         <w:rPr>
@@ -8859,7 +9676,21 @@
           <w:rFonts w:ascii="Nirmala UI" w:hAnsi="Nirmala UI" w:cs="Nirmala UI"/>
           <w:sz w:val="20"/>
         </w:rPr>
-        <w:t>অশ্বত্থপেঁচানো</w:t>
+        <w:t>অশ্বত্থ</w:t>
+      </w:r>
+      <w:r>
+        <w:rPr>
+          <w:rFonts w:ascii="Nirmala UI" w:hAnsi="Nirmala UI" w:cs="Nirmala UI"/>
+          <w:sz w:val="20"/>
+        </w:rPr>
+        <w:t xml:space="preserve"> </w:t>
+      </w:r>
+      <w:r>
+        <w:rPr>
+          <w:rFonts w:ascii="Nirmala UI" w:hAnsi="Nirmala UI" w:cs="Nirmala UI"/>
+          <w:sz w:val="20"/>
+        </w:rPr>
+        <w:t>পেঁচানো</w:t>
       </w:r>
       <w:r>
         <w:rPr>
@@ -9024,7 +9855,21 @@
           <w:rFonts w:ascii="Nirmala UI" w:hAnsi="Nirmala UI" w:cs="Nirmala UI"/>
           <w:sz w:val="20"/>
         </w:rPr>
-        <w:t>বাজারসংলগ্ন</w:t>
+        <w:t>বাজার</w:t>
+      </w:r>
+      <w:r>
+        <w:rPr>
+          <w:rFonts w:ascii="Nirmala UI" w:hAnsi="Nirmala UI" w:cs="Nirmala UI"/>
+          <w:sz w:val="20"/>
+        </w:rPr>
+        <w:t xml:space="preserve"> </w:t>
+      </w:r>
+      <w:r>
+        <w:rPr>
+          <w:rFonts w:ascii="Nirmala UI" w:hAnsi="Nirmala UI" w:cs="Nirmala UI"/>
+          <w:sz w:val="20"/>
+        </w:rPr>
+        <w:t>সংলগ্ন</w:t>
       </w:r>
       <w:r>
         <w:rPr>
@@ -9074,6 +9919,13 @@
       </w:r>
       <w:r>
         <w:rPr>
+          <w:rFonts w:ascii="Mangal" w:hAnsi="Mangal" w:cs="Mangal"/>
+          <w:sz w:val="20"/>
+        </w:rPr>
+        <w:t xml:space="preserve"> </w:t>
+      </w:r>
+      <w:r>
+        <w:rPr>
           <w:rFonts w:ascii="Nirmala UI" w:hAnsi="Nirmala UI" w:cs="Nirmala UI"/>
           <w:sz w:val="20"/>
         </w:rPr>
@@ -9103,13 +9955,13 @@
           <w:rFonts w:ascii="Nirmala UI" w:hAnsi="Nirmala UI" w:cs="Nirmala UI"/>
           <w:sz w:val="20"/>
         </w:rPr>
-        <w:t>স্</w:t>
-      </w:r>
-      <w:r>
-        <w:rPr>
-          <w:sz w:val="20"/>
-        </w:rPr>
-        <w:t xml:space="preserve">úó </w:t>
+        <w:t>স্পষ্ট</w:t>
+      </w:r>
+      <w:r>
+        <w:rPr>
+          <w:sz w:val="20"/>
+        </w:rPr>
+        <w:t xml:space="preserve"> </w:t>
       </w:r>
       <w:r>
         <w:rPr>
@@ -9133,6 +9985,13 @@
       </w:r>
       <w:r>
         <w:rPr>
+          <w:rFonts w:ascii="Nirmala UI" w:hAnsi="Nirmala UI" w:cs="Nirmala UI"/>
+          <w:sz w:val="20"/>
+        </w:rPr>
+        <w:t xml:space="preserve"> </w:t>
+      </w:r>
+      <w:r>
+        <w:rPr>
           <w:sz w:val="20"/>
         </w:rPr>
         <w:t>‘</w:t>
@@ -9168,7 +10027,21 @@
           <w:rFonts w:ascii="Nirmala UI" w:hAnsi="Nirmala UI" w:cs="Nirmala UI"/>
           <w:sz w:val="20"/>
         </w:rPr>
-        <w:t>জ্বলজ্বলেক্যালিওগ্রাফি</w:t>
+        <w:t>জ্বলজ্বলে</w:t>
+      </w:r>
+      <w:r>
+        <w:rPr>
+          <w:rFonts w:ascii="Nirmala UI" w:hAnsi="Nirmala UI" w:cs="Nirmala UI"/>
+          <w:sz w:val="20"/>
+        </w:rPr>
+        <w:t xml:space="preserve"> </w:t>
+      </w:r>
+      <w:r>
+        <w:rPr>
+          <w:rFonts w:ascii="Nirmala UI" w:hAnsi="Nirmala UI" w:cs="Nirmala UI"/>
+          <w:sz w:val="20"/>
+        </w:rPr>
+        <w:t>ক্যালিওগ্রাফি</w:t>
       </w:r>
       <w:r>
         <w:rPr>
@@ -9214,7 +10087,21 @@
           <w:rFonts w:ascii="Nirmala UI" w:hAnsi="Nirmala UI" w:cs="Nirmala UI"/>
           <w:sz w:val="20"/>
         </w:rPr>
-        <w:t>এইক্যালিওগ্রাফি</w:t>
+        <w:t>এই</w:t>
+      </w:r>
+      <w:r>
+        <w:rPr>
+          <w:rFonts w:ascii="Nirmala UI" w:hAnsi="Nirmala UI" w:cs="Nirmala UI"/>
+          <w:sz w:val="20"/>
+        </w:rPr>
+        <w:t xml:space="preserve"> </w:t>
+      </w:r>
+      <w:r>
+        <w:rPr>
+          <w:rFonts w:ascii="Nirmala UI" w:hAnsi="Nirmala UI" w:cs="Nirmala UI"/>
+          <w:sz w:val="20"/>
+        </w:rPr>
+        <w:t>ক্যালিওগ্রাফি</w:t>
       </w:r>
       <w:r>
         <w:rPr>
@@ -9240,7 +10127,21 @@
           <w:rFonts w:ascii="Nirmala UI" w:hAnsi="Nirmala UI" w:cs="Nirmala UI"/>
           <w:sz w:val="20"/>
         </w:rPr>
-        <w:t>আধামাইলউত্তর</w:t>
+        <w:t>আধামাইল</w:t>
+      </w:r>
+      <w:r>
+        <w:rPr>
+          <w:rFonts w:ascii="Nirmala UI" w:hAnsi="Nirmala UI" w:cs="Nirmala UI"/>
+          <w:sz w:val="20"/>
+        </w:rPr>
+        <w:t xml:space="preserve"> </w:t>
+      </w:r>
+      <w:r>
+        <w:rPr>
+          <w:rFonts w:ascii="Nirmala UI" w:hAnsi="Nirmala UI" w:cs="Nirmala UI"/>
+          <w:sz w:val="20"/>
+        </w:rPr>
+        <w:t>উত্তর</w:t>
       </w:r>
       <w:r>
         <w:rPr>
@@ -9279,7 +10180,21 @@
           <w:rFonts w:ascii="Nirmala UI" w:hAnsi="Nirmala UI" w:cs="Nirmala UI"/>
           <w:sz w:val="20"/>
         </w:rPr>
-        <w:t>বালিকারঅবস্থান</w:t>
+        <w:t>বালিকার</w:t>
+      </w:r>
+      <w:r>
+        <w:rPr>
+          <w:rFonts w:ascii="Nirmala UI" w:hAnsi="Nirmala UI" w:cs="Nirmala UI"/>
+          <w:sz w:val="20"/>
+        </w:rPr>
+        <w:t xml:space="preserve"> </w:t>
+      </w:r>
+      <w:r>
+        <w:rPr>
+          <w:rFonts w:ascii="Nirmala UI" w:hAnsi="Nirmala UI" w:cs="Nirmala UI"/>
+          <w:sz w:val="20"/>
+        </w:rPr>
+        <w:t>অবস্থান</w:t>
       </w:r>
       <w:r>
         <w:rPr>
@@ -9331,7 +10246,21 @@
           <w:rFonts w:ascii="Nirmala UI" w:hAnsi="Nirmala UI" w:cs="Nirmala UI"/>
           <w:sz w:val="20"/>
         </w:rPr>
-        <w:t>আমরাবাড়িতে</w:t>
+        <w:t>আমরা</w:t>
+      </w:r>
+      <w:r>
+        <w:rPr>
+          <w:rFonts w:ascii="Nirmala UI" w:hAnsi="Nirmala UI" w:cs="Nirmala UI"/>
+          <w:sz w:val="20"/>
+        </w:rPr>
+        <w:t xml:space="preserve"> </w:t>
+      </w:r>
+      <w:r>
+        <w:rPr>
+          <w:rFonts w:ascii="Nirmala UI" w:hAnsi="Nirmala UI" w:cs="Nirmala UI"/>
+          <w:sz w:val="20"/>
+        </w:rPr>
+        <w:t>বাড়িতে</w:t>
       </w:r>
       <w:r>
         <w:rPr>
@@ -9390,7 +10319,21 @@
           <w:rFonts w:ascii="Nirmala UI" w:hAnsi="Nirmala UI" w:cs="Nirmala UI"/>
           <w:sz w:val="20"/>
         </w:rPr>
-        <w:t>আগেবাড়ির</w:t>
+        <w:t>আগে</w:t>
+      </w:r>
+      <w:r>
+        <w:rPr>
+          <w:rFonts w:ascii="Nirmala UI" w:hAnsi="Nirmala UI" w:cs="Nirmala UI"/>
+          <w:sz w:val="20"/>
+        </w:rPr>
+        <w:t xml:space="preserve"> </w:t>
+      </w:r>
+      <w:r>
+        <w:rPr>
+          <w:rFonts w:ascii="Nirmala UI" w:hAnsi="Nirmala UI" w:cs="Nirmala UI"/>
+          <w:sz w:val="20"/>
+        </w:rPr>
+        <w:t>বাড়ির</w:t>
       </w:r>
       <w:r>
         <w:rPr>
@@ -9429,7 +10372,21 @@
           <w:rFonts w:ascii="Nirmala UI" w:hAnsi="Nirmala UI" w:cs="Nirmala UI"/>
           <w:sz w:val="20"/>
         </w:rPr>
-        <w:t>পরিচয়দেওয়া</w:t>
+        <w:t>পরিচয়</w:t>
+      </w:r>
+      <w:r>
+        <w:rPr>
+          <w:rFonts w:ascii="Nirmala UI" w:hAnsi="Nirmala UI" w:cs="Nirmala UI"/>
+          <w:sz w:val="20"/>
+        </w:rPr>
+        <w:t xml:space="preserve"> </w:t>
+      </w:r>
+      <w:r>
+        <w:rPr>
+          <w:rFonts w:ascii="Nirmala UI" w:hAnsi="Nirmala UI" w:cs="Nirmala UI"/>
+          <w:sz w:val="20"/>
+        </w:rPr>
+        <w:t>দেওয়া</w:t>
       </w:r>
       <w:r>
         <w:rPr>
@@ -9475,7 +10432,21 @@
           <w:rFonts w:ascii="Nirmala UI" w:hAnsi="Nirmala UI" w:cs="Nirmala UI"/>
           <w:sz w:val="20"/>
         </w:rPr>
-        <w:t>বর্তমানমালিক</w:t>
+        <w:t>বর্তমান</w:t>
+      </w:r>
+      <w:r>
+        <w:rPr>
+          <w:rFonts w:ascii="Nirmala UI" w:hAnsi="Nirmala UI" w:cs="Nirmala UI"/>
+          <w:sz w:val="20"/>
+        </w:rPr>
+        <w:t xml:space="preserve"> </w:t>
+      </w:r>
+      <w:r>
+        <w:rPr>
+          <w:rFonts w:ascii="Nirmala UI" w:hAnsi="Nirmala UI" w:cs="Nirmala UI"/>
+          <w:sz w:val="20"/>
+        </w:rPr>
+        <w:t>মালিক</w:t>
       </w:r>
       <w:r>
         <w:rPr>
@@ -9514,7 +10485,21 @@
           <w:rFonts w:ascii="Nirmala UI" w:hAnsi="Nirmala UI" w:cs="Nirmala UI"/>
           <w:sz w:val="20"/>
         </w:rPr>
-        <w:t>নামেরআগে</w:t>
+        <w:t>নামের</w:t>
+      </w:r>
+      <w:r>
+        <w:rPr>
+          <w:rFonts w:ascii="Nirmala UI" w:hAnsi="Nirmala UI" w:cs="Nirmala UI"/>
+          <w:sz w:val="20"/>
+        </w:rPr>
+        <w:t xml:space="preserve"> </w:t>
+      </w:r>
+      <w:r>
+        <w:rPr>
+          <w:rFonts w:ascii="Nirmala UI" w:hAnsi="Nirmala UI" w:cs="Nirmala UI"/>
+          <w:sz w:val="20"/>
+        </w:rPr>
+        <w:t>আগে</w:t>
       </w:r>
       <w:r>
         <w:rPr>
@@ -9566,7 +10551,21 @@
           <w:rFonts w:ascii="Nirmala UI" w:hAnsi="Nirmala UI" w:cs="Nirmala UI"/>
           <w:sz w:val="20"/>
         </w:rPr>
-        <w:t>করেছেনসতের</w:t>
+        <w:t>করেছেন</w:t>
+      </w:r>
+      <w:r>
+        <w:rPr>
+          <w:rFonts w:ascii="Nirmala UI" w:hAnsi="Nirmala UI" w:cs="Nirmala UI"/>
+          <w:sz w:val="20"/>
+        </w:rPr>
+        <w:t xml:space="preserve"> </w:t>
+      </w:r>
+      <w:r>
+        <w:rPr>
+          <w:rFonts w:ascii="Nirmala UI" w:hAnsi="Nirmala UI" w:cs="Nirmala UI"/>
+          <w:sz w:val="20"/>
+        </w:rPr>
+        <w:t>সতের</w:t>
       </w:r>
       <w:r>
         <w:rPr>
@@ -9625,7 +10624,21 @@
           <w:rFonts w:ascii="Nirmala UI" w:hAnsi="Nirmala UI" w:cs="Nirmala UI"/>
           <w:sz w:val="20"/>
         </w:rPr>
-        <w:t>সাহেবপড়াশোনা</w:t>
+        <w:t>সাহেব</w:t>
+      </w:r>
+      <w:r>
+        <w:rPr>
+          <w:rFonts w:ascii="Nirmala UI" w:hAnsi="Nirmala UI" w:cs="Nirmala UI"/>
+          <w:sz w:val="20"/>
+        </w:rPr>
+        <w:t xml:space="preserve"> </w:t>
+      </w:r>
+      <w:r>
+        <w:rPr>
+          <w:rFonts w:ascii="Nirmala UI" w:hAnsi="Nirmala UI" w:cs="Nirmala UI"/>
+          <w:sz w:val="20"/>
+        </w:rPr>
+        <w:t>পড়াশোনা</w:t>
       </w:r>
       <w:r>
         <w:rPr>
@@ -9664,7 +10677,21 @@
           <w:rFonts w:ascii="Nirmala UI" w:hAnsi="Nirmala UI" w:cs="Nirmala UI"/>
           <w:sz w:val="20"/>
         </w:rPr>
-        <w:t>প্রবাসেরমাদ্রাসায়</w:t>
+        <w:t>প্রবাসের</w:t>
+      </w:r>
+      <w:r>
+        <w:rPr>
+          <w:rFonts w:ascii="Nirmala UI" w:hAnsi="Nirmala UI" w:cs="Nirmala UI"/>
+          <w:sz w:val="20"/>
+        </w:rPr>
+        <w:t xml:space="preserve"> </w:t>
+      </w:r>
+      <w:r>
+        <w:rPr>
+          <w:rFonts w:ascii="Nirmala UI" w:hAnsi="Nirmala UI" w:cs="Nirmala UI"/>
+          <w:sz w:val="20"/>
+        </w:rPr>
+        <w:t>মাদ্রাসায়</w:t>
       </w:r>
       <w:r>
         <w:rPr>
@@ -9697,7 +10724,21 @@
           <w:rFonts w:ascii="Nirmala UI" w:hAnsi="Nirmala UI" w:cs="Nirmala UI"/>
           <w:sz w:val="20"/>
         </w:rPr>
-        <w:t>মানেকালীবাজারের</w:t>
+        <w:t>মানে</w:t>
+      </w:r>
+      <w:r>
+        <w:rPr>
+          <w:rFonts w:ascii="Nirmala UI" w:hAnsi="Nirmala UI" w:cs="Nirmala UI"/>
+          <w:sz w:val="20"/>
+        </w:rPr>
+        <w:t xml:space="preserve"> </w:t>
+      </w:r>
+      <w:r>
+        <w:rPr>
+          <w:rFonts w:ascii="Nirmala UI" w:hAnsi="Nirmala UI" w:cs="Nirmala UI"/>
+          <w:sz w:val="20"/>
+        </w:rPr>
+        <w:t>কালীবাজারের</w:t>
       </w:r>
       <w:r>
         <w:rPr>
@@ -9789,7 +10830,21 @@
           <w:rFonts w:ascii="Nirmala UI" w:hAnsi="Nirmala UI" w:cs="Nirmala UI"/>
           <w:sz w:val="20"/>
         </w:rPr>
-        <w:t>গ্রামেপ্রত্যাবর্তন</w:t>
+        <w:t>গ্রামে</w:t>
+      </w:r>
+      <w:r>
+        <w:rPr>
+          <w:rFonts w:ascii="Nirmala UI" w:hAnsi="Nirmala UI" w:cs="Nirmala UI"/>
+          <w:sz w:val="20"/>
+        </w:rPr>
+        <w:t xml:space="preserve"> </w:t>
+      </w:r>
+      <w:r>
+        <w:rPr>
+          <w:rFonts w:ascii="Nirmala UI" w:hAnsi="Nirmala UI" w:cs="Nirmala UI"/>
+          <w:sz w:val="20"/>
+        </w:rPr>
+        <w:t>প্রত্যাবর্তন</w:t>
       </w:r>
       <w:r>
         <w:rPr>
@@ -9841,7 +10896,21 @@
           <w:rFonts w:ascii="Nirmala UI" w:hAnsi="Nirmala UI" w:cs="Nirmala UI"/>
           <w:sz w:val="20"/>
         </w:rPr>
-        <w:t>দিনপর</w:t>
+        <w:t>দিন</w:t>
+      </w:r>
+      <w:r>
+        <w:rPr>
+          <w:rFonts w:ascii="Nirmala UI" w:hAnsi="Nirmala UI" w:cs="Nirmala UI"/>
+          <w:sz w:val="20"/>
+        </w:rPr>
+        <w:t xml:space="preserve"> </w:t>
+      </w:r>
+      <w:r>
+        <w:rPr>
+          <w:rFonts w:ascii="Nirmala UI" w:hAnsi="Nirmala UI" w:cs="Nirmala UI"/>
+          <w:sz w:val="20"/>
+        </w:rPr>
+        <w:t>পর</w:t>
       </w:r>
       <w:r>
         <w:rPr>
@@ -9906,7 +10975,21 @@
           <w:rFonts w:ascii="Nirmala UI" w:hAnsi="Nirmala UI" w:cs="Nirmala UI"/>
           <w:sz w:val="20"/>
         </w:rPr>
-        <w:t>খেতেআমরা</w:t>
+        <w:t>খেতে</w:t>
+      </w:r>
+      <w:r>
+        <w:rPr>
+          <w:rFonts w:ascii="Nirmala UI" w:hAnsi="Nirmala UI" w:cs="Nirmala UI"/>
+          <w:sz w:val="20"/>
+        </w:rPr>
+        <w:t xml:space="preserve"> </w:t>
+      </w:r>
+      <w:r>
+        <w:rPr>
+          <w:rFonts w:ascii="Nirmala UI" w:hAnsi="Nirmala UI" w:cs="Nirmala UI"/>
+          <w:sz w:val="20"/>
+        </w:rPr>
+        <w:t>আমরা</w:t>
       </w:r>
       <w:r>
         <w:rPr>
@@ -9965,7 +11048,21 @@
           <w:rFonts w:ascii="Nirmala UI" w:hAnsi="Nirmala UI" w:cs="Nirmala UI"/>
           <w:sz w:val="20"/>
         </w:rPr>
-        <w:t>মিয়াবৈদেশ</w:t>
+        <w:t>মিয়া</w:t>
+      </w:r>
+      <w:r>
+        <w:rPr>
+          <w:rFonts w:ascii="Nirmala UI" w:hAnsi="Nirmala UI" w:cs="Nirmala UI"/>
+          <w:sz w:val="20"/>
+        </w:rPr>
+        <w:t xml:space="preserve"> </w:t>
+      </w:r>
+      <w:r>
+        <w:rPr>
+          <w:rFonts w:ascii="Nirmala UI" w:hAnsi="Nirmala UI" w:cs="Nirmala UI"/>
+          <w:sz w:val="20"/>
+        </w:rPr>
+        <w:t>বৈদেশ</w:t>
       </w:r>
       <w:r>
         <w:rPr>
@@ -10029,6 +11126,13 @@
       </w:r>
       <w:r>
         <w:rPr>
+          <w:rFonts w:ascii="Mangal" w:hAnsi="Mangal" w:cs="Mangal"/>
+          <w:sz w:val="20"/>
+        </w:rPr>
+        <w:t xml:space="preserve"> </w:t>
+      </w:r>
+      <w:r>
+        <w:rPr>
           <w:rFonts w:ascii="Nirmala UI" w:hAnsi="Nirmala UI" w:cs="Nirmala UI"/>
           <w:sz w:val="20"/>
         </w:rPr>
@@ -10097,7 +11201,21 @@
           <w:rFonts w:ascii="Nirmala UI" w:hAnsi="Nirmala UI" w:cs="Nirmala UI"/>
           <w:sz w:val="20"/>
         </w:rPr>
-        <w:t>পানিওআনছে</w:t>
+        <w:t>পানিও</w:t>
+      </w:r>
+      <w:r>
+        <w:rPr>
+          <w:rFonts w:ascii="Nirmala UI" w:hAnsi="Nirmala UI" w:cs="Nirmala UI"/>
+          <w:sz w:val="20"/>
+        </w:rPr>
+        <w:t xml:space="preserve"> </w:t>
+      </w:r>
+      <w:r>
+        <w:rPr>
+          <w:rFonts w:ascii="Nirmala UI" w:hAnsi="Nirmala UI" w:cs="Nirmala UI"/>
+          <w:sz w:val="20"/>
+        </w:rPr>
+        <w:t>আনছে</w:t>
       </w:r>
       <w:r>
         <w:rPr>
@@ -10156,7 +11274,21 @@
           <w:rFonts w:ascii="Nirmala UI" w:hAnsi="Nirmala UI" w:cs="Nirmala UI"/>
           <w:sz w:val="20"/>
         </w:rPr>
-        <w:t>বলেরাখি</w:t>
+        <w:t>বলে</w:t>
+      </w:r>
+      <w:r>
+        <w:rPr>
+          <w:rFonts w:ascii="Nirmala UI" w:hAnsi="Nirmala UI" w:cs="Nirmala UI"/>
+          <w:sz w:val="20"/>
+        </w:rPr>
+        <w:t xml:space="preserve"> </w:t>
+      </w:r>
+      <w:r>
+        <w:rPr>
+          <w:rFonts w:ascii="Nirmala UI" w:hAnsi="Nirmala UI" w:cs="Nirmala UI"/>
+          <w:sz w:val="20"/>
+        </w:rPr>
+        <w:t>রাখি</w:t>
       </w:r>
       <w:r>
         <w:rPr>
@@ -10221,7 +11353,21 @@
           <w:rFonts w:ascii="Nirmala UI" w:hAnsi="Nirmala UI" w:cs="Nirmala UI"/>
           <w:sz w:val="20"/>
         </w:rPr>
-        <w:t>আগেহাজি</w:t>
+        <w:t>আগে</w:t>
+      </w:r>
+      <w:r>
+        <w:rPr>
+          <w:rFonts w:ascii="Nirmala UI" w:hAnsi="Nirmala UI" w:cs="Nirmala UI"/>
+          <w:sz w:val="20"/>
+        </w:rPr>
+        <w:t xml:space="preserve"> </w:t>
+      </w:r>
+      <w:r>
+        <w:rPr>
+          <w:rFonts w:ascii="Nirmala UI" w:hAnsi="Nirmala UI" w:cs="Nirmala UI"/>
+          <w:sz w:val="20"/>
+        </w:rPr>
+        <w:t>হাজি</w:t>
       </w:r>
       <w:r>
         <w:rPr>
@@ -10273,7 +11419,21 @@
           <w:rFonts w:ascii="Nirmala UI" w:hAnsi="Nirmala UI" w:cs="Nirmala UI"/>
           <w:sz w:val="20"/>
         </w:rPr>
-        <w:t>কোনএক</w:t>
+        <w:t>কোন</w:t>
+      </w:r>
+      <w:r>
+        <w:rPr>
+          <w:rFonts w:ascii="Nirmala UI" w:hAnsi="Nirmala UI" w:cs="Nirmala UI"/>
+          <w:sz w:val="20"/>
+        </w:rPr>
+        <w:t xml:space="preserve"> </w:t>
+      </w:r>
+      <w:r>
+        <w:rPr>
+          <w:rFonts w:ascii="Nirmala UI" w:hAnsi="Nirmala UI" w:cs="Nirmala UI"/>
+          <w:sz w:val="20"/>
+        </w:rPr>
+        <w:t>এক</w:t>
       </w:r>
       <w:r>
         <w:rPr>
@@ -10312,7 +11472,21 @@
           <w:rFonts w:ascii="Nirmala UI" w:hAnsi="Nirmala UI" w:cs="Nirmala UI"/>
           <w:sz w:val="20"/>
         </w:rPr>
-        <w:t>কায়েস্থঘরের</w:t>
+        <w:t>কায়েস্থ</w:t>
+      </w:r>
+      <w:r>
+        <w:rPr>
+          <w:rFonts w:ascii="Nirmala UI" w:hAnsi="Nirmala UI" w:cs="Nirmala UI"/>
+          <w:sz w:val="20"/>
+        </w:rPr>
+        <w:t xml:space="preserve"> </w:t>
+      </w:r>
+      <w:r>
+        <w:rPr>
+          <w:rFonts w:ascii="Nirmala UI" w:hAnsi="Nirmala UI" w:cs="Nirmala UI"/>
+          <w:sz w:val="20"/>
+        </w:rPr>
+        <w:t>ঘরের</w:t>
       </w:r>
       <w:r>
         <w:rPr>
@@ -10424,7 +11598,21 @@
           <w:rFonts w:ascii="Nirmala UI" w:hAnsi="Nirmala UI" w:cs="Nirmala UI"/>
           <w:sz w:val="20"/>
         </w:rPr>
-        <w:t>রামরাজ্যপ্রতিষ্ঠার</w:t>
+        <w:t>রামরাজ্য</w:t>
+      </w:r>
+      <w:r>
+        <w:rPr>
+          <w:rFonts w:ascii="Nirmala UI" w:hAnsi="Nirmala UI" w:cs="Nirmala UI"/>
+          <w:sz w:val="20"/>
+        </w:rPr>
+        <w:t xml:space="preserve"> </w:t>
+      </w:r>
+      <w:r>
+        <w:rPr>
+          <w:rFonts w:ascii="Nirmala UI" w:hAnsi="Nirmala UI" w:cs="Nirmala UI"/>
+          <w:sz w:val="20"/>
+        </w:rPr>
+        <w:t>প্রতিষ্ঠার</w:t>
       </w:r>
       <w:r>
         <w:rPr>
@@ -10463,7 +11651,21 @@
           <w:rFonts w:ascii="Nirmala UI" w:hAnsi="Nirmala UI" w:cs="Nirmala UI"/>
           <w:sz w:val="20"/>
         </w:rPr>
-        <w:t>পড়শিরাউন্মাদ</w:t>
+        <w:t>পড়শিরা</w:t>
+      </w:r>
+      <w:r>
+        <w:rPr>
+          <w:rFonts w:ascii="Nirmala UI" w:hAnsi="Nirmala UI" w:cs="Nirmala UI"/>
+          <w:sz w:val="20"/>
+        </w:rPr>
+        <w:t xml:space="preserve"> </w:t>
+      </w:r>
+      <w:r>
+        <w:rPr>
+          <w:rFonts w:ascii="Nirmala UI" w:hAnsi="Nirmala UI" w:cs="Nirmala UI"/>
+          <w:sz w:val="20"/>
+        </w:rPr>
+        <w:t>উন্মাদ</w:t>
       </w:r>
       <w:r>
         <w:rPr>
@@ -10528,7 +11730,21 @@
           <w:rFonts w:ascii="Nirmala UI" w:hAnsi="Nirmala UI" w:cs="Nirmala UI"/>
           <w:sz w:val="20"/>
         </w:rPr>
-        <w:t>গ্রামেরএক</w:t>
+        <w:t>গ্রামের</w:t>
+      </w:r>
+      <w:r>
+        <w:rPr>
+          <w:rFonts w:ascii="Nirmala UI" w:hAnsi="Nirmala UI" w:cs="Nirmala UI"/>
+          <w:sz w:val="20"/>
+        </w:rPr>
+        <w:t xml:space="preserve"> </w:t>
+      </w:r>
+      <w:r>
+        <w:rPr>
+          <w:rFonts w:ascii="Nirmala UI" w:hAnsi="Nirmala UI" w:cs="Nirmala UI"/>
+          <w:sz w:val="20"/>
+        </w:rPr>
+        <w:t>এক</w:t>
       </w:r>
       <w:r>
         <w:rPr>
@@ -10587,7 +11803,21 @@
           <w:rFonts w:ascii="Nirmala UI" w:hAnsi="Nirmala UI" w:cs="Nirmala UI"/>
           <w:sz w:val="20"/>
         </w:rPr>
-        <w:t>ধরাপড়েছে</w:t>
+        <w:t>ধরা</w:t>
+      </w:r>
+      <w:r>
+        <w:rPr>
+          <w:rFonts w:ascii="Nirmala UI" w:hAnsi="Nirmala UI" w:cs="Nirmala UI"/>
+          <w:sz w:val="20"/>
+        </w:rPr>
+        <w:t xml:space="preserve"> </w:t>
+      </w:r>
+      <w:r>
+        <w:rPr>
+          <w:rFonts w:ascii="Nirmala UI" w:hAnsi="Nirmala UI" w:cs="Nirmala UI"/>
+          <w:sz w:val="20"/>
+        </w:rPr>
+        <w:t>পড়েছে</w:t>
       </w:r>
       <w:r>
         <w:rPr>
@@ -10652,7 +11882,21 @@
           <w:rFonts w:ascii="Nirmala UI" w:hAnsi="Nirmala UI" w:cs="Nirmala UI"/>
           <w:sz w:val="20"/>
         </w:rPr>
-        <w:t>সুযোগথাকলেও</w:t>
+        <w:t>সুযোগ</w:t>
+      </w:r>
+      <w:r>
+        <w:rPr>
+          <w:rFonts w:ascii="Nirmala UI" w:hAnsi="Nirmala UI" w:cs="Nirmala UI"/>
+          <w:sz w:val="20"/>
+        </w:rPr>
+        <w:t xml:space="preserve"> </w:t>
+      </w:r>
+      <w:r>
+        <w:rPr>
+          <w:rFonts w:ascii="Nirmala UI" w:hAnsi="Nirmala UI" w:cs="Nirmala UI"/>
+          <w:sz w:val="20"/>
+        </w:rPr>
+        <w:t>থাকলেও</w:t>
       </w:r>
       <w:r>
         <w:rPr>
@@ -10711,7 +11955,21 @@
           <w:rFonts w:ascii="Nirmala UI" w:hAnsi="Nirmala UI" w:cs="Nirmala UI"/>
           <w:sz w:val="20"/>
         </w:rPr>
-        <w:t>শ্রীমানশিবুর</w:t>
+        <w:t>শ্রীমান</w:t>
+      </w:r>
+      <w:r>
+        <w:rPr>
+          <w:rFonts w:ascii="Nirmala UI" w:hAnsi="Nirmala UI" w:cs="Nirmala UI"/>
+          <w:sz w:val="20"/>
+        </w:rPr>
+        <w:t xml:space="preserve"> </w:t>
+      </w:r>
+      <w:r>
+        <w:rPr>
+          <w:rFonts w:ascii="Nirmala UI" w:hAnsi="Nirmala UI" w:cs="Nirmala UI"/>
+          <w:sz w:val="20"/>
+        </w:rPr>
+        <w:t>শিবুর</w:t>
       </w:r>
       <w:r>
         <w:rPr>
@@ -10763,7 +12021,21 @@
           <w:rFonts w:ascii="Nirmala UI" w:hAnsi="Nirmala UI" w:cs="Nirmala UI"/>
           <w:sz w:val="20"/>
         </w:rPr>
-        <w:t>এগ্রামের</w:t>
+        <w:t>এ</w:t>
+      </w:r>
+      <w:r>
+        <w:rPr>
+          <w:rFonts w:ascii="Nirmala UI" w:hAnsi="Nirmala UI" w:cs="Nirmala UI"/>
+          <w:sz w:val="20"/>
+        </w:rPr>
+        <w:t xml:space="preserve"> </w:t>
+      </w:r>
+      <w:r>
+        <w:rPr>
+          <w:rFonts w:ascii="Nirmala UI" w:hAnsi="Nirmala UI" w:cs="Nirmala UI"/>
+          <w:sz w:val="20"/>
+        </w:rPr>
+        <w:t>গ্রামের</w:t>
       </w:r>
       <w:r>
         <w:rPr>
@@ -10813,6 +12085,13 @@
       </w:r>
       <w:r>
         <w:rPr>
+          <w:rFonts w:ascii="Mangal" w:hAnsi="Mangal" w:cs="Mangal"/>
+          <w:sz w:val="20"/>
+        </w:rPr>
+        <w:t xml:space="preserve"> </w:t>
+      </w:r>
+      <w:r>
+        <w:rPr>
           <w:rFonts w:ascii="Nirmala UI" w:hAnsi="Nirmala UI" w:cs="Nirmala UI"/>
           <w:sz w:val="20"/>
         </w:rPr>
@@ -10842,7 +12121,21 @@
           <w:rFonts w:ascii="Nirmala UI" w:hAnsi="Nirmala UI" w:cs="Nirmala UI"/>
           <w:sz w:val="20"/>
         </w:rPr>
-        <w:t>সূত্রেইপ্রাপ্ত</w:t>
+        <w:t>সূত্রেই</w:t>
+      </w:r>
+      <w:r>
+        <w:rPr>
+          <w:rFonts w:ascii="Nirmala UI" w:hAnsi="Nirmala UI" w:cs="Nirmala UI"/>
+          <w:sz w:val="20"/>
+        </w:rPr>
+        <w:t xml:space="preserve"> </w:t>
+      </w:r>
+      <w:r>
+        <w:rPr>
+          <w:rFonts w:ascii="Nirmala UI" w:hAnsi="Nirmala UI" w:cs="Nirmala UI"/>
+          <w:sz w:val="20"/>
+        </w:rPr>
+        <w:t>প্রাপ্ত</w:t>
       </w:r>
       <w:r>
         <w:rPr>
@@ -10932,6 +12225,13 @@
       </w:r>
       <w:r>
         <w:rPr>
+          <w:rFonts w:ascii="Mangal" w:hAnsi="Mangal" w:cs="Mangal"/>
+          <w:sz w:val="20"/>
+        </w:rPr>
+        <w:t xml:space="preserve"> </w:t>
+      </w:r>
+      <w:r>
+        <w:rPr>
           <w:rFonts w:ascii="Nirmala UI" w:hAnsi="Nirmala UI" w:cs="Nirmala UI"/>
           <w:sz w:val="20"/>
         </w:rPr>
@@ -10981,7 +12281,21 @@
           <w:rFonts w:ascii="Nirmala UI" w:hAnsi="Nirmala UI" w:cs="Nirmala UI"/>
           <w:sz w:val="20"/>
         </w:rPr>
-        <w:t>বাবুসহঅন্যান্য</w:t>
+        <w:t>বাবুসহ</w:t>
+      </w:r>
+      <w:r>
+        <w:rPr>
+          <w:rFonts w:ascii="Nirmala UI" w:hAnsi="Nirmala UI" w:cs="Nirmala UI"/>
+          <w:sz w:val="20"/>
+        </w:rPr>
+        <w:t xml:space="preserve"> </w:t>
+      </w:r>
+      <w:r>
+        <w:rPr>
+          <w:rFonts w:ascii="Nirmala UI" w:hAnsi="Nirmala UI" w:cs="Nirmala UI"/>
+          <w:sz w:val="20"/>
+        </w:rPr>
+        <w:t>অন্যান্য</w:t>
       </w:r>
       <w:r>
         <w:rPr>
@@ -11020,7 +12334,21 @@
           <w:rFonts w:ascii="Nirmala UI" w:hAnsi="Nirmala UI" w:cs="Nirmala UI"/>
           <w:sz w:val="20"/>
         </w:rPr>
-        <w:t>এসেপৌঁছাননি</w:t>
+        <w:t>এসে</w:t>
+      </w:r>
+      <w:r>
+        <w:rPr>
+          <w:rFonts w:ascii="Nirmala UI" w:hAnsi="Nirmala UI" w:cs="Nirmala UI"/>
+          <w:sz w:val="20"/>
+        </w:rPr>
+        <w:t xml:space="preserve"> </w:t>
+      </w:r>
+      <w:r>
+        <w:rPr>
+          <w:rFonts w:ascii="Nirmala UI" w:hAnsi="Nirmala UI" w:cs="Nirmala UI"/>
+          <w:sz w:val="20"/>
+        </w:rPr>
+        <w:t>পৌঁছাননি</w:t>
       </w:r>
       <w:r>
         <w:rPr>
@@ -11040,20 +12368,55 @@
           <w:rFonts w:ascii="Nirmala UI" w:hAnsi="Nirmala UI" w:cs="Nirmala UI"/>
           <w:sz w:val="20"/>
         </w:rPr>
-        <w:t>এরইমধ্যে</w:t>
-      </w:r>
-      <w:r>
-        <w:rPr>
-          <w:sz w:val="20"/>
-        </w:rPr>
-        <w:br/>
-      </w:r>
-      <w:r>
-        <w:rPr>
-          <w:rFonts w:ascii="Nirmala UI" w:hAnsi="Nirmala UI" w:cs="Nirmala UI"/>
-          <w:sz w:val="20"/>
-        </w:rPr>
-        <w:t>শিবুকেতৃতীয়বারে</w:t>
+        <w:t>এরই</w:t>
+      </w:r>
+      <w:r>
+        <w:rPr>
+          <w:rFonts w:ascii="Nirmala UI" w:hAnsi="Nirmala UI" w:cs="Nirmala UI"/>
+          <w:sz w:val="20"/>
+        </w:rPr>
+        <w:t xml:space="preserve"> </w:t>
+      </w:r>
+      <w:r>
+        <w:rPr>
+          <w:rFonts w:ascii="Nirmala UI" w:hAnsi="Nirmala UI" w:cs="Nirmala UI"/>
+          <w:sz w:val="20"/>
+        </w:rPr>
+        <w:t>মধ্যে</w:t>
+      </w:r>
+      <w:r>
+        <w:rPr>
+          <w:sz w:val="20"/>
+        </w:rPr>
+        <w:br/>
+      </w:r>
+      <w:r>
+        <w:rPr>
+          <w:rFonts w:ascii="Nirmala UI" w:hAnsi="Nirmala UI" w:cs="Nirmala UI"/>
+          <w:sz w:val="20"/>
+        </w:rPr>
+        <w:t>শিবুকে</w:t>
+      </w:r>
+      <w:r>
+        <w:rPr>
+          <w:rFonts w:ascii="Nirmala UI" w:hAnsi="Nirmala UI" w:cs="Nirmala UI"/>
+          <w:sz w:val="20"/>
+        </w:rPr>
+        <w:t xml:space="preserve"> </w:t>
+      </w:r>
+      <w:r>
+        <w:rPr>
+          <w:rFonts w:ascii="Nirmala UI" w:hAnsi="Nirmala UI" w:cs="Nirmala UI"/>
+          <w:sz w:val="20"/>
+        </w:rPr>
+        <w:t>তৃতীয়বারে</w:t>
+      </w:r>
+      <w:r>
+        <w:rPr>
+          <w:rFonts w:ascii="Nirmala UI" w:hAnsi="Nirmala UI" w:cs="Nirmala UI"/>
+          <w:sz w:val="20"/>
+        </w:rPr>
+        <w:t>র</w:t>
       </w:r>
       <w:r>
         <w:rPr>
@@ -11105,7 +12468,21 @@
           <w:rFonts w:ascii="Nirmala UI" w:hAnsi="Nirmala UI" w:cs="Nirmala UI"/>
           <w:sz w:val="20"/>
         </w:rPr>
-        <w:t>হজমকরতে</w:t>
+        <w:t>হজম</w:t>
+      </w:r>
+      <w:r>
+        <w:rPr>
+          <w:rFonts w:ascii="Nirmala UI" w:hAnsi="Nirmala UI" w:cs="Nirmala UI"/>
+          <w:sz w:val="20"/>
+        </w:rPr>
+        <w:t xml:space="preserve"> </w:t>
+      </w:r>
+      <w:r>
+        <w:rPr>
+          <w:rFonts w:ascii="Nirmala UI" w:hAnsi="Nirmala UI" w:cs="Nirmala UI"/>
+          <w:sz w:val="20"/>
+        </w:rPr>
+        <w:t>করতে</w:t>
       </w:r>
       <w:r>
         <w:rPr>
@@ -11164,7 +12541,21 @@
           <w:rFonts w:ascii="Nirmala UI" w:hAnsi="Nirmala UI" w:cs="Nirmala UI"/>
           <w:sz w:val="20"/>
         </w:rPr>
-        <w:t>সেকিছুটা</w:t>
+        <w:t>সে</w:t>
+      </w:r>
+      <w:r>
+        <w:rPr>
+          <w:rFonts w:ascii="Nirmala UI" w:hAnsi="Nirmala UI" w:cs="Nirmala UI"/>
+          <w:sz w:val="20"/>
+        </w:rPr>
+        <w:t xml:space="preserve"> </w:t>
+      </w:r>
+      <w:r>
+        <w:rPr>
+          <w:rFonts w:ascii="Nirmala UI" w:hAnsi="Nirmala UI" w:cs="Nirmala UI"/>
+          <w:sz w:val="20"/>
+        </w:rPr>
+        <w:t>কিছুটা</w:t>
       </w:r>
       <w:r>
         <w:rPr>
@@ -11257,7 +12648,21 @@
           <w:rFonts w:ascii="Nirmala UI" w:hAnsi="Nirmala UI" w:cs="Nirmala UI"/>
           <w:sz w:val="20"/>
         </w:rPr>
-        <w:t>পেয়েনিরস্ত</w:t>
+        <w:t>পেয়ে</w:t>
+      </w:r>
+      <w:r>
+        <w:rPr>
+          <w:rFonts w:ascii="Nirmala UI" w:hAnsi="Nirmala UI" w:cs="Nirmala UI"/>
+          <w:sz w:val="20"/>
+        </w:rPr>
+        <w:t xml:space="preserve"> </w:t>
+      </w:r>
+      <w:r>
+        <w:rPr>
+          <w:rFonts w:ascii="Nirmala UI" w:hAnsi="Nirmala UI" w:cs="Nirmala UI"/>
+          <w:sz w:val="20"/>
+        </w:rPr>
+        <w:t>নিরস্ত</w:t>
       </w:r>
       <w:r>
         <w:rPr>
@@ -11316,7 +12721,21 @@
           <w:rFonts w:ascii="Nirmala UI" w:hAnsi="Nirmala UI" w:cs="Nirmala UI"/>
           <w:sz w:val="20"/>
         </w:rPr>
-        <w:t>সহমর্মীএকজন</w:t>
+        <w:t>সহমর্মী</w:t>
+      </w:r>
+      <w:r>
+        <w:rPr>
+          <w:rFonts w:ascii="Nirmala UI" w:hAnsi="Nirmala UI" w:cs="Nirmala UI"/>
+          <w:sz w:val="20"/>
+        </w:rPr>
+        <w:t xml:space="preserve"> </w:t>
+      </w:r>
+      <w:r>
+        <w:rPr>
+          <w:rFonts w:ascii="Nirmala UI" w:hAnsi="Nirmala UI" w:cs="Nirmala UI"/>
+          <w:sz w:val="20"/>
+        </w:rPr>
+        <w:t>একজন</w:t>
       </w:r>
       <w:r>
         <w:rPr>
@@ -11368,7 +12787,21 @@
           <w:rFonts w:ascii="Nirmala UI" w:hAnsi="Nirmala UI" w:cs="Nirmala UI"/>
           <w:sz w:val="20"/>
         </w:rPr>
-        <w:t>সিগারেটধরিয়ে</w:t>
+        <w:t>সিগারেট</w:t>
+      </w:r>
+      <w:r>
+        <w:rPr>
+          <w:rFonts w:ascii="Nirmala UI" w:hAnsi="Nirmala UI" w:cs="Nirmala UI"/>
+          <w:sz w:val="20"/>
+        </w:rPr>
+        <w:t xml:space="preserve"> </w:t>
+      </w:r>
+      <w:r>
+        <w:rPr>
+          <w:rFonts w:ascii="Nirmala UI" w:hAnsi="Nirmala UI" w:cs="Nirmala UI"/>
+          <w:sz w:val="20"/>
+        </w:rPr>
+        <w:t>ধরিয়ে</w:t>
       </w:r>
       <w:r>
         <w:rPr>
@@ -11427,7 +12860,21 @@
           <w:rFonts w:ascii="Nirmala UI" w:hAnsi="Nirmala UI" w:cs="Nirmala UI"/>
           <w:sz w:val="20"/>
         </w:rPr>
-        <w:t>টানতেশিবু</w:t>
+        <w:t>টানতে</w:t>
+      </w:r>
+      <w:r>
+        <w:rPr>
+          <w:rFonts w:ascii="Nirmala UI" w:hAnsi="Nirmala UI" w:cs="Nirmala UI"/>
+          <w:sz w:val="20"/>
+        </w:rPr>
+        <w:t xml:space="preserve"> </w:t>
+      </w:r>
+      <w:r>
+        <w:rPr>
+          <w:rFonts w:ascii="Nirmala UI" w:hAnsi="Nirmala UI" w:cs="Nirmala UI"/>
+          <w:sz w:val="20"/>
+        </w:rPr>
+        <w:t>শিবু</w:t>
       </w:r>
       <w:r>
         <w:rPr>
@@ -11466,7 +12913,21 @@
           <w:rFonts w:ascii="Nirmala UI" w:hAnsi="Nirmala UI" w:cs="Nirmala UI"/>
           <w:sz w:val="20"/>
         </w:rPr>
-        <w:t>সালিশদারদেরজন্য</w:t>
+        <w:t>সালিশদারদের</w:t>
+      </w:r>
+      <w:r>
+        <w:rPr>
+          <w:rFonts w:ascii="Nirmala UI" w:hAnsi="Nirmala UI" w:cs="Nirmala UI"/>
+          <w:sz w:val="20"/>
+        </w:rPr>
+        <w:t xml:space="preserve"> </w:t>
+      </w:r>
+      <w:r>
+        <w:rPr>
+          <w:rFonts w:ascii="Nirmala UI" w:hAnsi="Nirmala UI" w:cs="Nirmala UI"/>
+          <w:sz w:val="20"/>
+        </w:rPr>
+        <w:t>জন্য</w:t>
       </w:r>
       <w:r>
         <w:rPr>
@@ -11526,7 +12987,21 @@
           <w:rFonts w:ascii="Nirmala UI" w:hAnsi="Nirmala UI" w:cs="Nirmala UI"/>
           <w:sz w:val="20"/>
         </w:rPr>
-        <w:t>প্রিয়পাঠক</w:t>
+        <w:t>প্রিয়</w:t>
+      </w:r>
+      <w:r>
+        <w:rPr>
+          <w:rFonts w:ascii="Nirmala UI" w:hAnsi="Nirmala UI" w:cs="Nirmala UI"/>
+          <w:sz w:val="20"/>
+        </w:rPr>
+        <w:t xml:space="preserve"> </w:t>
+      </w:r>
+      <w:r>
+        <w:rPr>
+          <w:rFonts w:ascii="Nirmala UI" w:hAnsi="Nirmala UI" w:cs="Nirmala UI"/>
+          <w:sz w:val="20"/>
+        </w:rPr>
+        <w:t>পাঠক</w:t>
       </w:r>
       <w:r>
         <w:rPr>
@@ -11597,7 +13072,21 @@
           <w:rFonts w:ascii="Nirmala UI" w:hAnsi="Nirmala UI" w:cs="Nirmala UI"/>
           <w:sz w:val="20"/>
         </w:rPr>
-        <w:t>কথাভুলে</w:t>
+        <w:t>কথা</w:t>
+      </w:r>
+      <w:r>
+        <w:rPr>
+          <w:rFonts w:ascii="Nirmala UI" w:hAnsi="Nirmala UI" w:cs="Nirmala UI"/>
+          <w:sz w:val="20"/>
+        </w:rPr>
+        <w:t xml:space="preserve"> </w:t>
+      </w:r>
+      <w:r>
+        <w:rPr>
+          <w:rFonts w:ascii="Nirmala UI" w:hAnsi="Nirmala UI" w:cs="Nirmala UI"/>
+          <w:sz w:val="20"/>
+        </w:rPr>
+        <w:t>ভুলে</w:t>
       </w:r>
       <w:r>
         <w:rPr>
@@ -11963,7 +13452,35 @@
           <w:sz w:val="22"/>
         </w:rPr>
         <w:lastRenderedPageBreak/>
-        <w:t>লোকটি যখন জীর্ণ মাদার গাছটির নিচে এসে দাঁড়ালো (দারুণ তো! ‘লোকটি’, ‘গাছটি’ কেমন মিলে গেলো) অমনি আশ্চর্য এক দৃশ্যের অবতারণা হলো: অ্যানিমেটেড সিনেমার দৃশ্যের মতো গাছটির শীর্ণ কাঁটাগুলি আরও স্úó হতে লাগলো, দাউদাউ আগুনের উল্লম্ফনে গাছটির সমস্ত ডাল লালফুলে মেতে উঠলো। আর কী আশ্চর্য, লোকটির লুঙ্গির প্রতিটি রিপুর দাগ গুচ্ছ গুচ্ছ মাদার ফুল হয়ে জ্বলতে লাগলো আমারই চোখের সামনে।</w:t>
+        <w:t xml:space="preserve">লোকটি যখন জীর্ণ মাদার গাছটির নিচে এসে দাঁড়ালো (দারুণ তো! ‘লোকটি’, ‘গাছটি’ কেমন মিলে গেলো) অমনি আশ্চর্য এক দৃশ্যের অবতারণা হলো: অ্যানিমেটেড সিনেমার দৃশ্যের মতো গাছটির শীর্ণ কাঁটাগুলি আরও </w:t>
+      </w:r>
+      <w:r>
+        <w:rPr>
+          <w:rFonts w:ascii="Nirmala UI" w:hAnsi="Nirmala UI"/>
+          <w:sz w:val="22"/>
+        </w:rPr>
+        <w:t>স্পষ্ট</w:t>
+      </w:r>
+      <w:r>
+        <w:rPr>
+          <w:rFonts w:ascii="Nirmala UI" w:hAnsi="Nirmala UI"/>
+          <w:sz w:val="22"/>
+        </w:rPr>
+        <w:t xml:space="preserve"> হতে লাগলো, দাউদাউ আগুনের উল্লম্ফনে গাছটির সমস্ত ডাল লাল</w:t>
+      </w:r>
+      <w:r>
+        <w:rPr>
+          <w:rFonts w:ascii="Nirmala UI" w:hAnsi="Nirmala UI"/>
+          <w:sz w:val="22"/>
+        </w:rPr>
+        <w:t xml:space="preserve"> </w:t>
+      </w:r>
+      <w:r>
+        <w:rPr>
+          <w:rFonts w:ascii="Nirmala UI" w:hAnsi="Nirmala UI"/>
+          <w:sz w:val="22"/>
+        </w:rPr>
+        <w:t>ফুলে মেতে উঠলো। আর কী আশ্চর্য, লোকটির লুঙ্গির প্রতিটি রিপুর দাগ গুচ্ছ গুচ্ছ মাদার ফুল হয়ে জ্বলতে লাগলো আমারই চোখের সামনে।</w:t>
       </w:r>
     </w:p>
     <w:p>
@@ -12051,20 +13568,34 @@
           <w:sz w:val="22"/>
         </w:rPr>
         <w:lastRenderedPageBreak/>
-        <w:t>এবার লোকটিকে এনে দাঁড় করিয়ে দিলাম এক হাইব্রিড মাঠে। দেখি হারামজাদা এবার কী করতে পারে। ও-মা, বদমায়েশটা মাঠের দক্ষিণ কোণায় গিয়ে স্মরণীয় ভঙ্গিতে বসে পড়লো। পানি বিয়োজন শেষে যেই সে উঠে দাঁড়ালো, কংক্রিটের মাঠ পরিণত হলো সবুজ ঘাসের মদিরকার্পেটে। সেখানে এখন মাঝে মাঝে পেঁচা কাঁধে বৈকালিক ভ্রমণে বের হন কেউ কেউ।</w:t>
-      </w:r>
-    </w:p>
-    <w:p>
-      <w:pPr>
-        <w:rPr>
-          <w:sz w:val="20"/>
-        </w:rPr>
-      </w:pPr>
+        <w:t>এবার লোকটিকে এনে দাঁড় করিয়ে দিলাম এক হাইব্রিড মাঠে। দেখি হারামজাদা এবার কী করতে পারে। ও-মা, বদমায়েশটা মাঠের দক্ষিণ কোণায় গিয়ে স্মরণীয় ভঙ্গিতে বসে পড়লো। পানি বিয়োজন শেষে যেই সে উঠে দাঁড়ালো, কংক্রিটের মাঠ পরিণত হলো সবুজ ঘাসের মদির</w:t>
+      </w:r>
       <w:r>
         <w:rPr>
           <w:rFonts w:ascii="Nirmala UI" w:hAnsi="Nirmala UI"/>
           <w:sz w:val="22"/>
         </w:rPr>
+        <w:t xml:space="preserve"> </w:t>
+      </w:r>
+      <w:r>
+        <w:rPr>
+          <w:rFonts w:ascii="Nirmala UI" w:hAnsi="Nirmala UI"/>
+          <w:sz w:val="22"/>
+        </w:rPr>
+        <w:t>কার্পেটে। সেখানে এখন মাঝে মাঝে পেঁচা কাঁধে বৈকালিক ভ্রমণে বের হন কেউ কেউ।</w:t>
+      </w:r>
+    </w:p>
+    <w:p>
+      <w:pPr>
+        <w:rPr>
+          <w:sz w:val="20"/>
+        </w:rPr>
+      </w:pPr>
+      <w:r>
+        <w:rPr>
+          <w:rFonts w:ascii="Nirmala UI" w:hAnsi="Nirmala UI"/>
+          <w:sz w:val="22"/>
+        </w:rPr>
         <w:t>04.</w:t>
       </w:r>
     </w:p>
@@ -12115,7 +13646,21 @@
           <w:sz w:val="22"/>
         </w:rPr>
         <w:lastRenderedPageBreak/>
-        <w:t>অতঃপর, সে পুনরায় পথিক হয়ে গেল। মানে শহরের সব চেয়ে ব্যস্ত সড়ক ধরে নির্বিকার হাঁটাহাঁটিতে মনোনিবেশ করলো। তাকে তখন অবিকল রূপসীবাংলার মতো দেখাচ্ছিল। একবিংশ শতকের ট্রাক তাকে চাপা দিতে উদ্যত হতেই মুহূর্তে সেটি পরিণত হলো ব্যালেনৃত্যরত সুনীল রাজহাঁসে—এ দৃশ্যটি অবশ্য আমি নিজে দেখিনি। আমারই এক অসেক্যুলার বন্ধু একটি হলুদ ব্যাঙের চোখে দেখেছিলো মেডিক্যালের হিম ড্রয়ারে বসে।</w:t>
+        <w:t>অতঃপর, সে পুনরায় পথিক হয়ে গেল। মানে শহরের সব চেয়ে ব্যস্ত সড়ক ধরে নির্বিকার হাঁটাহাঁটিতে মনোনিবেশ করলো। তাকে তখন অবিকল রূপসীবাংলার মতো দেখাচ্ছিল। একবিংশ শতকের ট্রাক তাকে চাপা দিতে উদ্যত হতেই মুহূর্তে সেটি পরিণত হলো ব্যালে</w:t>
+      </w:r>
+      <w:r>
+        <w:rPr>
+          <w:rFonts w:ascii="Nirmala UI" w:hAnsi="Nirmala UI"/>
+          <w:sz w:val="22"/>
+        </w:rPr>
+        <w:t xml:space="preserve"> </w:t>
+      </w:r>
+      <w:r>
+        <w:rPr>
+          <w:rFonts w:ascii="Nirmala UI" w:hAnsi="Nirmala UI"/>
+          <w:sz w:val="22"/>
+        </w:rPr>
+        <w:t>নৃত্যরত সুনীল রাজহাঁসে—এ দৃশ্যটি অবশ্য আমি নিজে দেখিনি। আমারই এক অসেক্যুলার বন্ধু একটি হলুদ ব্যাঙের চোখে দেখেছিলো মেডিক্যালের হিম ড্রয়ারে বসে।</w:t>
       </w:r>
     </w:p>
     <w:p>
@@ -12252,7 +13797,21 @@
           <w:rFonts w:ascii="Nirmala UI" w:hAnsi="Nirmala UI"/>
           <w:sz w:val="22"/>
         </w:rPr>
-        <w:t>কিন্তু বিপত্তি ঘটলো কয়েকদিন পর। লাবিব সাহেব প্রায়ই ঘুম থেকে উঠে ঘরে অন্ধকারে একটি ছায়ামূর্তির অস্তিত্ব টের পান। একদিন, দুদিন, তিনদিন...। মধ্যরাতে একটা নারীমূর্তি ঘরের কোণে দাঁড়িয়ে থাকে। শুধু চোখ দুটো স্úó দেখা যায়। আর সব আবছা আবছা। তিনি খুব অবাক হয়ে লক্ষ্য করেন নারীমূর্তিটি দেখতে ঠিক সায়রার মতো। তিনি বুঝতে পারেন এটা এক ধরনের বিভ্রম। বিষয়টা সায়রাকে জানান।</w:t>
+        <w:t xml:space="preserve">কিন্তু বিপত্তি ঘটলো কয়েকদিন পর। লাবিব সাহেব প্রায়ই ঘুম থেকে উঠে ঘরে অন্ধকারে একটি ছায়ামূর্তির অস্তিত্ব টের পান। একদিন, দুদিন, তিনদিন...। মধ্যরাতে একটা নারীমূর্তি ঘরের কোণে দাঁড়িয়ে থাকে। শুধু চোখ দুটো </w:t>
+      </w:r>
+      <w:r>
+        <w:rPr>
+          <w:rFonts w:ascii="Nirmala UI" w:hAnsi="Nirmala UI"/>
+          <w:sz w:val="22"/>
+        </w:rPr>
+        <w:t>স্পষ্ট</w:t>
+      </w:r>
+      <w:r>
+        <w:rPr>
+          <w:rFonts w:ascii="Nirmala UI" w:hAnsi="Nirmala UI"/>
+          <w:sz w:val="22"/>
+        </w:rPr>
+        <w:t xml:space="preserve"> দেখা যায়। আর সব আবছা আবছা। তিনি খুব অবাক হয়ে লক্ষ্য করেন নারীমূর্তিটি দেখতে ঠিক সায়রার মতো। তিনি বুঝতে পারেন এটা এক ধরনের বিভ্রম। বিষয়টা সায়রাকে জানান।</w:t>
       </w:r>
     </w:p>
     <w:p>
@@ -12836,7 +14395,16 @@
           <w:sz w:val="22"/>
         </w:rPr>
         <w:lastRenderedPageBreak/>
-        <w:t>এই ফাঁকে একটু ধাতস্থ হয়ে নেয় পল। দলনেতাটিকে দাঁতব্রাশ করার অনুরোধ করে দুর্গন্ধহীন চুমু খাওয়ার বাসনা জানায়। পলের কথায় দলটি স্মরণকালের বিস্ময়ে ঢুকে পড়ে। সকলের হা-করা মুখ থেকে দুর্গন্ধ ছড়িয়ে পড়ে সমস্ত রূমে। দম বন্ধ হয়ে আসে পলের। দলটির মধ্যে দুলে উঠলো ঘৃণার সাম্পান। পাথরিক স্তব্ধতা শেষে দলনেতাটি বলল, ‘লাত্থি মেরে বের করে দে এই কুত্তার বাচ্চারে।’ কয়েকজন পলকে চড় ত্থাপ্পড় ও লাথি মেরে গলি থেকে বের করে দেয়। পল দুঃখিত মনে ঘরে ফিরে আসে;</w:t>
+        <w:t>এই ফাঁকে একটু ধাতস্থ হয়ে নেয় পল। দলনেতাটিকে দাঁতব্রাশ করার অনুরোধ করে দুর্গন্ধহীন চুমু খাওয়ার বাসনা জানায়। পলের কথায় দলটি স্মরণকালের বিস্ময়ে ঢুকে পড়ে। সকলের হা-করা মুখ থেকে দুর্গন্ধ ছড়িয়ে পড়ে সমস্ত রূমে। দম বন্ধ হয়ে আসে পলের। দলটির মধ্যে দুলে উঠলো ঘৃণার সাম্পা</w:t>
+      </w:r>
+      <w:bookmarkStart w:id="0" w:name="_GoBack"/>
+      <w:bookmarkEnd w:id="0"/>
+      <w:r>
+        <w:rPr>
+          <w:rFonts w:ascii="Nirmala UI" w:hAnsi="Nirmala UI"/>
+          <w:sz w:val="22"/>
+        </w:rPr>
+        <w:t>ন। পাথরিক স্তব্ধতা শেষে দলনেতাটি বলল, ‘লাত্থি মেরে বের করে দে এই কুত্তার বাচ্চারে।’ কয়েকজন পলকে চড় ত্থাপ্পড় ও লাথি মেরে গলি থেকে বের করে দেয়। পল দুঃখিত মনে ঘরে ফিরে আসে;</w:t>
       </w:r>
     </w:p>
     <w:p>
@@ -19405,6 +20973,18 @@
               <w:sz w:val="22"/>
             </w:rPr>
             <w:t>সুমন এর গান শোনা যাক—মানুষ জমেছে দাবি গরাদ ভাঙার, ভাঙে যেন জানালার গরাদ সবার ...</w:t>
+          </w:r>
+          <w:r>
+            <w:t>‬</w:t>
+          </w:r>
+          <w:r>
+            <w:t>‬</w:t>
+          </w:r>
+          <w:r>
+            <w:t>‬</w:t>
+          </w:r>
+          <w:r>
+            <w:t>‬</w:t>
           </w:r>
           <w:r>
             <w:t>‬</w:t>
@@ -26433,7 +28013,7 @@
 </file>
 
 <file path=customXml/itemProps1.xml><?xml version="1.0" encoding="utf-8"?>
-<ds:datastoreItem xmlns:ds="http://schemas.openxmlformats.org/officeDocument/2006/customXml" ds:itemID="{E19B2E5A-3279-462B-AE63-3010926A76F6}">
+<ds:datastoreItem xmlns:ds="http://schemas.openxmlformats.org/officeDocument/2006/customXml" ds:itemID="{FF6D34E0-BEB3-40F6-9A63-F29FE54462B7}">
   <ds:schemaRefs>
     <ds:schemaRef ds:uri="http://schemas.openxmlformats.org/officeDocument/2006/bibliography"/>
   </ds:schemaRefs>

--- a/manuscripts/Unicode/কয়েকটি ভেড়া ও একটি মানুষ (Unicode).docx
+++ b/manuscripts/Unicode/কয়েকটি ভেড়া ও একটি মানুষ (Unicode).docx
@@ -684,7 +684,21 @@
           <w:sz w:val="22"/>
         </w:rPr>
         <w:lastRenderedPageBreak/>
-        <w:t>ঢাকা শহরে এরকম একটা আলোকিত কিন্তু নির্জন গলি থাকতে পারে রুহির জানা ছিল না। রাস্তাটি দুইটা 90 ডিগ্রি স্úó মোড় নিয়ে খানিকটা আঁকাবাঁকা হয়ে ডিআইটি রোডে মিশেছে। রুহিদের বাসার সমানে দিয়ে গলির রাস্তাটা অবশ্য সোজাসুজি। পিলারের সঙ্গে লাগানো সবগুলো বাতি ঠিকঠাক জ্বলছে। অবশ্য স্বস্তির কথা এই, মাঝখানের একটি পিলারের আলো নেই, বাতি নষ্ট। সেখানটায় অন্ধকার; বেশ অন্ধকার। কাব্যিক ভাষায় বললে, একখণ্ড অন্ধকার জমে আছে যেন রাস্তার ধারে। চোখের ভ্রম কিনা, সেই অন্ধকারে দু’একটি জোনাক পোকার টিপটিপ আলোও আছে!</w:t>
+        <w:t xml:space="preserve">ঢাকা শহরে এরকম একটা আলোকিত কিন্তু নির্জন গলি থাকতে পারে রুহির জানা ছিল না। রাস্তাটি দুইটা 90 ডিগ্রি </w:t>
+      </w:r>
+      <w:r>
+        <w:rPr>
+          <w:rFonts w:ascii="Nirmala UI" w:hAnsi="Nirmala UI"/>
+          <w:sz w:val="22"/>
+        </w:rPr>
+        <w:t>স্পষ্ট</w:t>
+      </w:r>
+      <w:r>
+        <w:rPr>
+          <w:rFonts w:ascii="Nirmala UI" w:hAnsi="Nirmala UI"/>
+          <w:sz w:val="22"/>
+        </w:rPr>
+        <w:t xml:space="preserve"> মোড় নিয়ে খানিকটা আঁকাবাঁকা হয়ে ডিআইটি রোডে মিশেছে। রুহিদের বাসার সমানে দিয়ে গলির রাস্তাটা অবশ্য সোজাসুজি। পিলারের সঙ্গে লাগানো সবগুলো বাতি ঠিকঠাক জ্বলছে। অবশ্য স্বস্তির কথা এই, মাঝখানের একটি পিলারের আলো নেই, বাতি নষ্ট। সেখানটায় অন্ধকার; বেশ অন্ধকার। কাব্যিক ভাষায় বললে, একখণ্ড অন্ধকার জমে আছে যেন রাস্তার ধারে। চোখের ভ্রম কিনা, সেই অন্ধকারে দু’একটি জোনাক পোকার টিপটিপ আলোও আছে!</w:t>
       </w:r>
     </w:p>
     <w:p>
@@ -14395,16 +14409,7 @@
           <w:sz w:val="22"/>
         </w:rPr>
         <w:lastRenderedPageBreak/>
-        <w:t>এই ফাঁকে একটু ধাতস্থ হয়ে নেয় পল। দলনেতাটিকে দাঁতব্রাশ করার অনুরোধ করে দুর্গন্ধহীন চুমু খাওয়ার বাসনা জানায়। পলের কথায় দলটি স্মরণকালের বিস্ময়ে ঢুকে পড়ে। সকলের হা-করা মুখ থেকে দুর্গন্ধ ছড়িয়ে পড়ে সমস্ত রূমে। দম বন্ধ হয়ে আসে পলের। দলটির মধ্যে দুলে উঠলো ঘৃণার সাম্পা</w:t>
-      </w:r>
-      <w:bookmarkStart w:id="0" w:name="_GoBack"/>
-      <w:bookmarkEnd w:id="0"/>
-      <w:r>
-        <w:rPr>
-          <w:rFonts w:ascii="Nirmala UI" w:hAnsi="Nirmala UI"/>
-          <w:sz w:val="22"/>
-        </w:rPr>
-        <w:t>ন। পাথরিক স্তব্ধতা শেষে দলনেতাটি বলল, ‘লাত্থি মেরে বের করে দে এই কুত্তার বাচ্চারে।’ কয়েকজন পলকে চড় ত্থাপ্পড় ও লাথি মেরে গলি থেকে বের করে দেয়। পল দুঃখিত মনে ঘরে ফিরে আসে;</w:t>
+        <w:t>এই ফাঁকে একটু ধাতস্থ হয়ে নেয় পল। দলনেতাটিকে দাঁতব্রাশ করার অনুরোধ করে দুর্গন্ধহীন চুমু খাওয়ার বাসনা জানায়। পলের কথায় দলটি স্মরণকালের বিস্ময়ে ঢুকে পড়ে। সকলের হা-করা মুখ থেকে দুর্গন্ধ ছড়িয়ে পড়ে সমস্ত রূমে। দম বন্ধ হয়ে আসে পলের। দলটির মধ্যে দুলে উঠলো ঘৃণার সাম্পান। পাথরিক স্তব্ধতা শেষে দলনেতাটি বলল, ‘লাত্থি মেরে বের করে দে এই কুত্তার বাচ্চারে।’ কয়েকজন পলকে চড় ত্থাপ্পড় ও লাথি মেরে গলি থেকে বের করে দেয়। পল দুঃখিত মনে ঘরে ফিরে আসে;</w:t>
       </w:r>
     </w:p>
     <w:p>
@@ -18400,7 +18405,21 @@
           <w:rFonts w:ascii="Nirmala UI" w:hAnsi="Nirmala UI" w:cs="Nirmala UI"/>
           <w:sz w:val="20"/>
         </w:rPr>
-        <w:t>ভেতরঢুকে</w:t>
+        <w:t>ভেতর</w:t>
+      </w:r>
+      <w:r>
+        <w:rPr>
+          <w:rFonts w:ascii="Nirmala UI" w:hAnsi="Nirmala UI" w:cs="Nirmala UI"/>
+          <w:sz w:val="20"/>
+        </w:rPr>
+        <w:t xml:space="preserve"> </w:t>
+      </w:r>
+      <w:r>
+        <w:rPr>
+          <w:rFonts w:ascii="Nirmala UI" w:hAnsi="Nirmala UI" w:cs="Nirmala UI"/>
+          <w:sz w:val="20"/>
+        </w:rPr>
+        <w:t>ঢুকে</w:t>
       </w:r>
       <w:r>
         <w:rPr>
@@ -18446,13 +18465,20 @@
           <w:rFonts w:ascii="Nirmala UI" w:hAnsi="Nirmala UI" w:cs="Nirmala UI"/>
           <w:sz w:val="20"/>
         </w:rPr>
-        <w:t>এখনোস্</w:t>
-      </w:r>
-      <w:r>
-        <w:rPr>
-          <w:sz w:val="20"/>
-        </w:rPr>
-        <w:t xml:space="preserve">úó </w:t>
+        <w:t>এখনো</w:t>
+      </w:r>
+      <w:r>
+        <w:rPr>
+          <w:rFonts w:ascii="Nirmala UI" w:hAnsi="Nirmala UI" w:cs="Nirmala UI"/>
+          <w:sz w:val="20"/>
+        </w:rPr>
+        <w:t xml:space="preserve"> স্পষ্ট</w:t>
+      </w:r>
+      <w:r>
+        <w:rPr>
+          <w:sz w:val="20"/>
+        </w:rPr>
+        <w:t xml:space="preserve"> </w:t>
       </w:r>
       <w:r>
         <w:rPr>
@@ -18505,7 +18531,21 @@
           <w:rFonts w:ascii="Nirmala UI" w:hAnsi="Nirmala UI" w:cs="Nirmala UI"/>
           <w:sz w:val="20"/>
         </w:rPr>
-        <w:t>সন্ধ্যানেমেছে</w:t>
+        <w:t>সন্ধ্যা</w:t>
+      </w:r>
+      <w:r>
+        <w:rPr>
+          <w:rFonts w:ascii="Nirmala UI" w:hAnsi="Nirmala UI" w:cs="Nirmala UI"/>
+          <w:sz w:val="20"/>
+        </w:rPr>
+        <w:t xml:space="preserve"> </w:t>
+      </w:r>
+      <w:r>
+        <w:rPr>
+          <w:rFonts w:ascii="Nirmala UI" w:hAnsi="Nirmala UI" w:cs="Nirmala UI"/>
+          <w:sz w:val="20"/>
+        </w:rPr>
+        <w:t>নেমেছে</w:t>
       </w:r>
       <w:r>
         <w:rPr>
@@ -18577,7 +18617,21 @@
           <w:rFonts w:ascii="Nirmala UI" w:hAnsi="Nirmala UI" w:cs="Nirmala UI"/>
           <w:sz w:val="20"/>
         </w:rPr>
-        <w:t>সঙ্গেনতুন</w:t>
+        <w:t>সঙ্গে</w:t>
+      </w:r>
+      <w:r>
+        <w:rPr>
+          <w:rFonts w:ascii="Nirmala UI" w:hAnsi="Nirmala UI" w:cs="Nirmala UI"/>
+          <w:sz w:val="20"/>
+        </w:rPr>
+        <w:t xml:space="preserve"> </w:t>
+      </w:r>
+      <w:r>
+        <w:rPr>
+          <w:rFonts w:ascii="Nirmala UI" w:hAnsi="Nirmala UI" w:cs="Nirmala UI"/>
+          <w:sz w:val="20"/>
+        </w:rPr>
+        <w:t>নতুন</w:t>
       </w:r>
       <w:r>
         <w:rPr>
@@ -19003,7 +19057,21 @@
           <w:sz w:val="20"/>
         </w:rPr>
         <w:lastRenderedPageBreak/>
-        <w:t>মিশ্রণঠিক</w:t>
+        <w:t>মিশ্রণ</w:t>
+      </w:r>
+      <w:r>
+        <w:rPr>
+          <w:rFonts w:ascii="Nirmala UI" w:hAnsi="Nirmala UI" w:cs="Nirmala UI"/>
+          <w:sz w:val="20"/>
+        </w:rPr>
+        <w:t xml:space="preserve"> </w:t>
+      </w:r>
+      <w:r>
+        <w:rPr>
+          <w:rFonts w:ascii="Nirmala UI" w:hAnsi="Nirmala UI" w:cs="Nirmala UI"/>
+          <w:sz w:val="20"/>
+        </w:rPr>
+        <w:t>ঠিক</w:t>
       </w:r>
       <w:r>
         <w:rPr>
@@ -19075,7 +19143,21 @@
           <w:rFonts w:ascii="Nirmala UI" w:hAnsi="Nirmala UI" w:cs="Nirmala UI"/>
           <w:sz w:val="20"/>
         </w:rPr>
-        <w:t>নিজেইকালোর</w:t>
+        <w:t>নিজেই</w:t>
+      </w:r>
+      <w:r>
+        <w:rPr>
+          <w:rFonts w:ascii="Nirmala UI" w:hAnsi="Nirmala UI" w:cs="Nirmala UI"/>
+          <w:sz w:val="20"/>
+        </w:rPr>
+        <w:t xml:space="preserve"> </w:t>
+      </w:r>
+      <w:r>
+        <w:rPr>
+          <w:rFonts w:ascii="Nirmala UI" w:hAnsi="Nirmala UI" w:cs="Nirmala UI"/>
+          <w:sz w:val="20"/>
+        </w:rPr>
+        <w:t>কালোর</w:t>
       </w:r>
       <w:r>
         <w:rPr>
@@ -19127,7 +19209,21 @@
           <w:rFonts w:ascii="Nirmala UI" w:hAnsi="Nirmala UI" w:cs="Nirmala UI"/>
           <w:sz w:val="20"/>
         </w:rPr>
-        <w:t>সাদামিশিয়ে</w:t>
+        <w:t>সাদা</w:t>
+      </w:r>
+      <w:r>
+        <w:rPr>
+          <w:rFonts w:ascii="Nirmala UI" w:hAnsi="Nirmala UI" w:cs="Nirmala UI"/>
+          <w:sz w:val="20"/>
+        </w:rPr>
+        <w:t xml:space="preserve"> </w:t>
+      </w:r>
+      <w:r>
+        <w:rPr>
+          <w:rFonts w:ascii="Nirmala UI" w:hAnsi="Nirmala UI" w:cs="Nirmala UI"/>
+          <w:sz w:val="20"/>
+        </w:rPr>
+        <w:t>মিশিয়ে</w:t>
       </w:r>
       <w:r>
         <w:rPr>
@@ -19348,7 +19444,21 @@
           <w:rFonts w:ascii="Nirmala UI" w:hAnsi="Nirmala UI" w:cs="Nirmala UI"/>
           <w:sz w:val="20"/>
         </w:rPr>
-        <w:t>পাশেপায়চারিরত</w:t>
+        <w:t>পাশে</w:t>
+      </w:r>
+      <w:r>
+        <w:rPr>
+          <w:rFonts w:ascii="Nirmala UI" w:hAnsi="Nirmala UI" w:cs="Nirmala UI"/>
+          <w:sz w:val="20"/>
+        </w:rPr>
+        <w:t xml:space="preserve"> </w:t>
+      </w:r>
+      <w:r>
+        <w:rPr>
+          <w:rFonts w:ascii="Nirmala UI" w:hAnsi="Nirmala UI" w:cs="Nirmala UI"/>
+          <w:sz w:val="20"/>
+        </w:rPr>
+        <w:t>পায়চারিরত</w:t>
       </w:r>
       <w:r>
         <w:rPr>
@@ -19387,7 +19497,21 @@
           <w:rFonts w:ascii="Nirmala UI" w:hAnsi="Nirmala UI" w:cs="Nirmala UI"/>
           <w:sz w:val="20"/>
         </w:rPr>
-        <w:t>বলেমনে</w:t>
+        <w:t>বলে</w:t>
+      </w:r>
+      <w:r>
+        <w:rPr>
+          <w:rFonts w:ascii="Nirmala UI" w:hAnsi="Nirmala UI" w:cs="Nirmala UI"/>
+          <w:sz w:val="20"/>
+        </w:rPr>
+        <w:t xml:space="preserve"> </w:t>
+      </w:r>
+      <w:r>
+        <w:rPr>
+          <w:rFonts w:ascii="Nirmala UI" w:hAnsi="Nirmala UI" w:cs="Nirmala UI"/>
+          <w:sz w:val="20"/>
+        </w:rPr>
+        <w:t>মনে</w:t>
       </w:r>
       <w:r>
         <w:rPr>
@@ -19446,7 +19570,21 @@
           <w:rFonts w:ascii="Nirmala UI" w:hAnsi="Nirmala UI" w:cs="Nirmala UI"/>
           <w:sz w:val="20"/>
         </w:rPr>
-        <w:t>ওঅভয়ের</w:t>
+        <w:t>ও</w:t>
+      </w:r>
+      <w:r>
+        <w:rPr>
+          <w:rFonts w:ascii="Nirmala UI" w:hAnsi="Nirmala UI" w:cs="Nirmala UI"/>
+          <w:sz w:val="20"/>
+        </w:rPr>
+        <w:t xml:space="preserve"> </w:t>
+      </w:r>
+      <w:r>
+        <w:rPr>
+          <w:rFonts w:ascii="Nirmala UI" w:hAnsi="Nirmala UI" w:cs="Nirmala UI"/>
+          <w:sz w:val="20"/>
+        </w:rPr>
+        <w:t>অভয়ের</w:t>
       </w:r>
       <w:r>
         <w:rPr>
@@ -19485,7 +19623,21 @@
           <w:rFonts w:ascii="Nirmala UI" w:hAnsi="Nirmala UI" w:cs="Nirmala UI"/>
           <w:sz w:val="20"/>
         </w:rPr>
-        <w:t>দিকেতাকাচ্ছে</w:t>
+        <w:t>দিকে</w:t>
+      </w:r>
+      <w:r>
+        <w:rPr>
+          <w:rFonts w:ascii="Nirmala UI" w:hAnsi="Nirmala UI" w:cs="Nirmala UI"/>
+          <w:sz w:val="20"/>
+        </w:rPr>
+        <w:t xml:space="preserve"> </w:t>
+      </w:r>
+      <w:r>
+        <w:rPr>
+          <w:rFonts w:ascii="Nirmala UI" w:hAnsi="Nirmala UI" w:cs="Nirmala UI"/>
+          <w:sz w:val="20"/>
+        </w:rPr>
+        <w:t>তাকাচ্ছে</w:t>
       </w:r>
       <w:r>
         <w:rPr>
@@ -19602,7 +19754,21 @@
           <w:rFonts w:ascii="Nirmala UI" w:hAnsi="Nirmala UI" w:cs="Nirmala UI"/>
           <w:sz w:val="20"/>
         </w:rPr>
-        <w:t>আলোজ্বলছে</w:t>
+        <w:t>আলো</w:t>
+      </w:r>
+      <w:r>
+        <w:rPr>
+          <w:rFonts w:ascii="Nirmala UI" w:hAnsi="Nirmala UI" w:cs="Nirmala UI"/>
+          <w:sz w:val="20"/>
+        </w:rPr>
+        <w:t xml:space="preserve"> </w:t>
+      </w:r>
+      <w:r>
+        <w:rPr>
+          <w:rFonts w:ascii="Nirmala UI" w:hAnsi="Nirmala UI" w:cs="Nirmala UI"/>
+          <w:sz w:val="20"/>
+        </w:rPr>
+        <w:t>জ্বলছে</w:t>
       </w:r>
       <w:r>
         <w:rPr>
@@ -19664,6 +19830,12 @@
       </w:r>
       <w:r>
         <w:rPr>
+          <w:sz w:val="20"/>
+        </w:rPr>
+        <w:t xml:space="preserve"> </w:t>
+      </w:r>
+      <w:r>
+        <w:rPr>
           <w:rFonts w:ascii="Nirmala UI" w:hAnsi="Nirmala UI" w:cs="Nirmala UI"/>
           <w:sz w:val="20"/>
         </w:rPr>
@@ -19706,7 +19878,21 @@
           <w:rFonts w:ascii="Nirmala UI" w:hAnsi="Nirmala UI" w:cs="Nirmala UI"/>
           <w:sz w:val="20"/>
         </w:rPr>
-        <w:t>টাঙানোসুজিতের</w:t>
+        <w:t>টাঙানো</w:t>
+      </w:r>
+      <w:r>
+        <w:rPr>
+          <w:rFonts w:ascii="Nirmala UI" w:hAnsi="Nirmala UI" w:cs="Nirmala UI"/>
+          <w:sz w:val="20"/>
+        </w:rPr>
+        <w:t xml:space="preserve"> </w:t>
+      </w:r>
+      <w:r>
+        <w:rPr>
+          <w:rFonts w:ascii="Nirmala UI" w:hAnsi="Nirmala UI" w:cs="Nirmala UI"/>
+          <w:sz w:val="20"/>
+        </w:rPr>
+        <w:t>সুজিতের</w:t>
       </w:r>
       <w:r>
         <w:rPr>
@@ -19742,6 +19928,12 @@
       </w:r>
       <w:r>
         <w:rPr>
+          <w:sz w:val="20"/>
+        </w:rPr>
+        <w:t xml:space="preserve"> </w:t>
+      </w:r>
+      <w:r>
+        <w:rPr>
           <w:rFonts w:ascii="Nirmala UI" w:hAnsi="Nirmala UI" w:cs="Nirmala UI"/>
           <w:sz w:val="20"/>
         </w:rPr>
@@ -19771,7 +19963,21 @@
           <w:rFonts w:ascii="Nirmala UI" w:hAnsi="Nirmala UI" w:cs="Nirmala UI"/>
           <w:sz w:val="20"/>
         </w:rPr>
-        <w:t>থেকেভেসে</w:t>
+        <w:t>থেকে</w:t>
+      </w:r>
+      <w:r>
+        <w:rPr>
+          <w:rFonts w:ascii="Nirmala UI" w:hAnsi="Nirmala UI" w:cs="Nirmala UI"/>
+          <w:sz w:val="20"/>
+        </w:rPr>
+        <w:t xml:space="preserve"> </w:t>
+      </w:r>
+      <w:r>
+        <w:rPr>
+          <w:rFonts w:ascii="Nirmala UI" w:hAnsi="Nirmala UI" w:cs="Nirmala UI"/>
+          <w:sz w:val="20"/>
+        </w:rPr>
+        <w:t>ভেসে</w:t>
       </w:r>
       <w:r>
         <w:rPr>
@@ -19830,7 +20036,21 @@
           <w:rFonts w:ascii="Nirmala UI" w:hAnsi="Nirmala UI" w:cs="Nirmala UI"/>
           <w:sz w:val="20"/>
         </w:rPr>
-        <w:t>সাইকেলেরপাশ</w:t>
+        <w:t>সাইকেলের</w:t>
+      </w:r>
+      <w:r>
+        <w:rPr>
+          <w:rFonts w:ascii="Nirmala UI" w:hAnsi="Nirmala UI" w:cs="Nirmala UI"/>
+          <w:sz w:val="20"/>
+        </w:rPr>
+        <w:t xml:space="preserve"> </w:t>
+      </w:r>
+      <w:r>
+        <w:rPr>
+          <w:rFonts w:ascii="Nirmala UI" w:hAnsi="Nirmala UI" w:cs="Nirmala UI"/>
+          <w:sz w:val="20"/>
+        </w:rPr>
+        <w:t>পাশ</w:t>
       </w:r>
       <w:r>
         <w:rPr>
@@ -19882,7 +20102,21 @@
           <w:rFonts w:ascii="Nirmala UI" w:hAnsi="Nirmala UI" w:cs="Nirmala UI"/>
           <w:sz w:val="20"/>
         </w:rPr>
-        <w:t>আমারদিকে</w:t>
+        <w:t>আমার</w:t>
+      </w:r>
+      <w:r>
+        <w:rPr>
+          <w:rFonts w:ascii="Nirmala UI" w:hAnsi="Nirmala UI" w:cs="Nirmala UI"/>
+          <w:sz w:val="20"/>
+        </w:rPr>
+        <w:t xml:space="preserve"> </w:t>
+      </w:r>
+      <w:r>
+        <w:rPr>
+          <w:rFonts w:ascii="Nirmala UI" w:hAnsi="Nirmala UI" w:cs="Nirmala UI"/>
+          <w:sz w:val="20"/>
+        </w:rPr>
+        <w:t>দিকে</w:t>
       </w:r>
       <w:r>
         <w:rPr>
@@ -19914,7 +20148,21 @@
           <w:rFonts w:ascii="Nirmala UI" w:hAnsi="Nirmala UI" w:cs="Nirmala UI"/>
           <w:sz w:val="20"/>
         </w:rPr>
-        <w:t>ততোবারইবারান্দার</w:t>
+        <w:t>ততোবারই</w:t>
+      </w:r>
+      <w:r>
+        <w:rPr>
+          <w:rFonts w:ascii="Nirmala UI" w:hAnsi="Nirmala UI" w:cs="Nirmala UI"/>
+          <w:sz w:val="20"/>
+        </w:rPr>
+        <w:t xml:space="preserve"> </w:t>
+      </w:r>
+      <w:r>
+        <w:rPr>
+          <w:rFonts w:ascii="Nirmala UI" w:hAnsi="Nirmala UI" w:cs="Nirmala UI"/>
+          <w:sz w:val="20"/>
+        </w:rPr>
+        <w:t>বারান্দার</w:t>
       </w:r>
       <w:r>
         <w:rPr>
@@ -19953,7 +20201,21 @@
           <w:rFonts w:ascii="Nirmala UI" w:hAnsi="Nirmala UI" w:cs="Nirmala UI"/>
           <w:sz w:val="20"/>
         </w:rPr>
-        <w:t>যাচ্ছেজলকলমি</w:t>
+        <w:t>যাচ্ছে</w:t>
+      </w:r>
+      <w:r>
+        <w:rPr>
+          <w:rFonts w:ascii="Nirmala UI" w:hAnsi="Nirmala UI" w:cs="Nirmala UI"/>
+          <w:sz w:val="20"/>
+        </w:rPr>
+        <w:t xml:space="preserve"> </w:t>
+      </w:r>
+      <w:r>
+        <w:rPr>
+          <w:rFonts w:ascii="Nirmala UI" w:hAnsi="Nirmala UI" w:cs="Nirmala UI"/>
+          <w:sz w:val="20"/>
+        </w:rPr>
+        <w:t>জলকলমি</w:t>
       </w:r>
       <w:r>
         <w:rPr>
@@ -20012,7 +20274,21 @@
           <w:rFonts w:ascii="Nirmala UI" w:hAnsi="Nirmala UI" w:cs="Nirmala UI"/>
           <w:sz w:val="20"/>
         </w:rPr>
-        <w:t>আলোয়গলিত</w:t>
+        <w:t>আলোয়</w:t>
+      </w:r>
+      <w:r>
+        <w:rPr>
+          <w:rFonts w:ascii="Nirmala UI" w:hAnsi="Nirmala UI" w:cs="Nirmala UI"/>
+          <w:sz w:val="20"/>
+        </w:rPr>
+        <w:t xml:space="preserve"> </w:t>
+      </w:r>
+      <w:r>
+        <w:rPr>
+          <w:rFonts w:ascii="Nirmala UI" w:hAnsi="Nirmala UI" w:cs="Nirmala UI"/>
+          <w:sz w:val="20"/>
+        </w:rPr>
+        <w:t>গলিত</w:t>
       </w:r>
       <w:r>
         <w:rPr>
@@ -20064,7 +20340,21 @@
           <w:rFonts w:ascii="Nirmala UI" w:hAnsi="Nirmala UI" w:cs="Nirmala UI"/>
           <w:sz w:val="20"/>
         </w:rPr>
-        <w:t>হয়েউঠছে</w:t>
+        <w:t>হয়ে</w:t>
+      </w:r>
+      <w:r>
+        <w:rPr>
+          <w:rFonts w:ascii="Nirmala UI" w:hAnsi="Nirmala UI" w:cs="Nirmala UI"/>
+          <w:sz w:val="20"/>
+        </w:rPr>
+        <w:t xml:space="preserve"> </w:t>
+      </w:r>
+      <w:r>
+        <w:rPr>
+          <w:rFonts w:ascii="Nirmala UI" w:hAnsi="Nirmala UI" w:cs="Nirmala UI"/>
+          <w:sz w:val="20"/>
+        </w:rPr>
+        <w:t>উঠছে</w:t>
       </w:r>
       <w:r>
         <w:rPr>
@@ -20130,7 +20420,21 @@
           <w:sz w:val="20"/>
         </w:rPr>
         <w:lastRenderedPageBreak/>
-        <w:t>আরবিড়ালটিকে</w:t>
+        <w:t>আর</w:t>
+      </w:r>
+      <w:r>
+        <w:rPr>
+          <w:rFonts w:ascii="Nirmala UI" w:hAnsi="Nirmala UI" w:cs="Nirmala UI"/>
+          <w:sz w:val="20"/>
+        </w:rPr>
+        <w:t xml:space="preserve"> </w:t>
+      </w:r>
+      <w:r>
+        <w:rPr>
+          <w:rFonts w:ascii="Nirmala UI" w:hAnsi="Nirmala UI" w:cs="Nirmala UI"/>
+          <w:sz w:val="20"/>
+        </w:rPr>
+        <w:t>বিড়ালটিকে</w:t>
       </w:r>
       <w:r>
         <w:rPr>
@@ -20241,7 +20545,21 @@
           <w:rFonts w:ascii="Nirmala UI" w:hAnsi="Nirmala UI" w:cs="Nirmala UI"/>
           <w:sz w:val="20"/>
         </w:rPr>
-        <w:t>কাঁধেদুইটি</w:t>
+        <w:t>কাঁধে</w:t>
+      </w:r>
+      <w:r>
+        <w:rPr>
+          <w:rFonts w:ascii="Nirmala UI" w:hAnsi="Nirmala UI" w:cs="Nirmala UI"/>
+          <w:sz w:val="20"/>
+        </w:rPr>
+        <w:t xml:space="preserve"> </w:t>
+      </w:r>
+      <w:r>
+        <w:rPr>
+          <w:rFonts w:ascii="Nirmala UI" w:hAnsi="Nirmala UI" w:cs="Nirmala UI"/>
+          <w:sz w:val="20"/>
+        </w:rPr>
+        <w:t>দুইটি</w:t>
       </w:r>
       <w:r>
         <w:rPr>
@@ -20304,6 +20622,13 @@
       </w:r>
       <w:r>
         <w:rPr>
+          <w:rFonts w:ascii="Mangal" w:hAnsi="Mangal" w:cs="Mangal"/>
+          <w:sz w:val="20"/>
+        </w:rPr>
+        <w:t xml:space="preserve"> </w:t>
+      </w:r>
+      <w:r>
+        <w:rPr>
           <w:rFonts w:ascii="Nirmala UI" w:hAnsi="Nirmala UI" w:cs="Nirmala UI"/>
           <w:sz w:val="20"/>
         </w:rPr>
@@ -20366,7 +20691,21 @@
           <w:sz w:val="20"/>
         </w:rPr>
         <w:lastRenderedPageBreak/>
-        <w:t>চাঁদহঠাৎ</w:t>
+        <w:t>চাঁদ</w:t>
+      </w:r>
+      <w:r>
+        <w:rPr>
+          <w:rFonts w:ascii="Nirmala UI" w:hAnsi="Nirmala UI" w:cs="Nirmala UI"/>
+          <w:sz w:val="20"/>
+        </w:rPr>
+        <w:t xml:space="preserve"> </w:t>
+      </w:r>
+      <w:r>
+        <w:rPr>
+          <w:rFonts w:ascii="Nirmala UI" w:hAnsi="Nirmala UI" w:cs="Nirmala UI"/>
+          <w:sz w:val="20"/>
+        </w:rPr>
+        <w:t>হঠাৎ</w:t>
       </w:r>
       <w:r>
         <w:rPr>
@@ -20497,7 +20836,21 @@
           <w:rFonts w:ascii="Nirmala UI" w:hAnsi="Nirmala UI" w:cs="Nirmala UI"/>
           <w:sz w:val="20"/>
         </w:rPr>
-        <w:t>ষড়যন্ত্রশেষ</w:t>
+        <w:t>ষড়যন্ত্র</w:t>
+      </w:r>
+      <w:r>
+        <w:rPr>
+          <w:rFonts w:ascii="Nirmala UI" w:hAnsi="Nirmala UI" w:cs="Nirmala UI"/>
+          <w:sz w:val="20"/>
+        </w:rPr>
+        <w:t xml:space="preserve"> </w:t>
+      </w:r>
+      <w:r>
+        <w:rPr>
+          <w:rFonts w:ascii="Nirmala UI" w:hAnsi="Nirmala UI" w:cs="Nirmala UI"/>
+          <w:sz w:val="20"/>
+        </w:rPr>
+        <w:t>শেষ</w:t>
       </w:r>
       <w:r>
         <w:rPr>
@@ -20562,7 +20915,21 @@
           <w:rFonts w:ascii="Nirmala UI" w:hAnsi="Nirmala UI" w:cs="Nirmala UI"/>
           <w:sz w:val="20"/>
         </w:rPr>
-        <w:t>পেলামনা</w:t>
+        <w:t>পেলাম</w:t>
+      </w:r>
+      <w:r>
+        <w:rPr>
+          <w:rFonts w:ascii="Nirmala UI" w:hAnsi="Nirmala UI" w:cs="Nirmala UI"/>
+          <w:sz w:val="20"/>
+        </w:rPr>
+        <w:t xml:space="preserve"> </w:t>
+      </w:r>
+      <w:r>
+        <w:rPr>
+          <w:rFonts w:ascii="Nirmala UI" w:hAnsi="Nirmala UI" w:cs="Nirmala UI"/>
+          <w:sz w:val="20"/>
+        </w:rPr>
+        <w:t>না</w:t>
       </w:r>
       <w:r>
         <w:rPr>
@@ -20621,7 +20988,21 @@
           <w:rFonts w:ascii="Nirmala UI" w:hAnsi="Nirmala UI" w:cs="Nirmala UI"/>
           <w:sz w:val="20"/>
         </w:rPr>
-        <w:t>কিম্বাছাই</w:t>
+        <w:t>কিম্বা</w:t>
+      </w:r>
+      <w:r>
+        <w:rPr>
+          <w:rFonts w:ascii="Nirmala UI" w:hAnsi="Nirmala UI" w:cs="Nirmala UI"/>
+          <w:sz w:val="20"/>
+        </w:rPr>
+        <w:t xml:space="preserve"> </w:t>
+      </w:r>
+      <w:r>
+        <w:rPr>
+          <w:rFonts w:ascii="Nirmala UI" w:hAnsi="Nirmala UI" w:cs="Nirmala UI"/>
+          <w:sz w:val="20"/>
+        </w:rPr>
+        <w:t>ছাই</w:t>
       </w:r>
       <w:r>
         <w:rPr>
@@ -20660,7 +21041,23 @@
           <w:rFonts w:ascii="Nirmala UI" w:hAnsi="Nirmala UI" w:cs="Nirmala UI"/>
           <w:sz w:val="20"/>
         </w:rPr>
-        <w:t>বিন্দুমাত্রচিহ্ন</w:t>
+        <w:t>বিন্দুমাত্র</w:t>
+      </w:r>
+      <w:r>
+        <w:rPr>
+          <w:rFonts w:ascii="Nirmala UI" w:hAnsi="Nirmala UI" w:cs="Nirmala UI"/>
+          <w:sz w:val="20"/>
+        </w:rPr>
+        <w:t xml:space="preserve"> </w:t>
+      </w:r>
+      <w:bookmarkStart w:id="0" w:name="_GoBack"/>
+      <w:bookmarkEnd w:id="0"/>
+      <w:r>
+        <w:rPr>
+          <w:rFonts w:ascii="Nirmala UI" w:hAnsi="Nirmala UI" w:cs="Nirmala UI"/>
+          <w:sz w:val="20"/>
+        </w:rPr>
+        <w:t>চিহ্ন</w:t>
       </w:r>
       <w:r>
         <w:rPr>
@@ -20973,6 +21370,12 @@
               <w:sz w:val="22"/>
             </w:rPr>
             <w:t>সুমন এর গান শোনা যাক—মানুষ জমেছে দাবি গরাদ ভাঙার, ভাঙে যেন জানালার গরাদ সবার ...</w:t>
+          </w:r>
+          <w:r>
+            <w:t>‬</w:t>
+          </w:r>
+          <w:r>
+            <w:t>‬</w:t>
           </w:r>
           <w:r>
             <w:t>‬</w:t>
@@ -28013,7 +28416,7 @@
 </file>
 
 <file path=customXml/itemProps1.xml><?xml version="1.0" encoding="utf-8"?>
-<ds:datastoreItem xmlns:ds="http://schemas.openxmlformats.org/officeDocument/2006/customXml" ds:itemID="{FF6D34E0-BEB3-40F6-9A63-F29FE54462B7}">
+<ds:datastoreItem xmlns:ds="http://schemas.openxmlformats.org/officeDocument/2006/customXml" ds:itemID="{BFDFAE08-85FA-4E87-A67B-3CF71D232927}">
   <ds:schemaRefs>
     <ds:schemaRef ds:uri="http://schemas.openxmlformats.org/officeDocument/2006/bibliography"/>
   </ds:schemaRefs>
